--- a/3-大二上/计算机组成原理/期末复习/《计算机系统结构》总结.docx
+++ b/3-大二上/计算机组成原理/期末复习/《计算机系统结构》总结.docx
@@ -6,6 +6,7 @@
       <w:pPr>
         <w:jc w:val="center"/>
         <w:rPr>
+          <w:rFonts w:hint="eastAsia"/>
           <w:b/>
           <w:bCs/>
           <w:sz w:val="28"/>
@@ -27,6 +28,7 @@
       <w:pPr>
         <w:jc w:val="center"/>
         <w:rPr>
+          <w:rFonts w:hint="eastAsia"/>
           <w:szCs w:val="21"/>
         </w:rPr>
       </w:pPr>
@@ -62,6 +64,7 @@
         </w:numPr>
         <w:jc w:val="center"/>
         <w:rPr>
+          <w:rFonts w:hint="eastAsia"/>
           <w:b/>
           <w:bCs/>
           <w:sz w:val="24"/>
@@ -83,6 +86,9 @@
           <w:ilvl w:val="0"/>
           <w:numId w:val="2"/>
         </w:numPr>
+        <w:rPr>
+          <w:rFonts w:hint="eastAsia"/>
+        </w:rPr>
       </w:pPr>
       <w:r>
         <w:rPr>
@@ -97,13 +103,18 @@
           <w:ilvl w:val="0"/>
           <w:numId w:val="3"/>
         </w:numPr>
-      </w:pPr>
+        <w:rPr>
+          <w:rFonts w:hint="eastAsia"/>
+        </w:rPr>
+      </w:pPr>
+      <w:proofErr w:type="gramStart"/>
       <w:r>
         <w:rPr>
           <w:rFonts w:hint="eastAsia"/>
         </w:rPr>
         <w:t>冯</w:t>
       </w:r>
+      <w:proofErr w:type="gramEnd"/>
       <w:r>
         <w:rPr>
           <w:rFonts w:asciiTheme="minorEastAsia" w:hAnsiTheme="minorEastAsia" w:hint="eastAsia"/>
@@ -114,7 +125,21 @@
         <w:rPr>
           <w:rFonts w:hint="eastAsia"/>
         </w:rPr>
-        <w:t>诺依曼体制？</w:t>
+        <w:t>诺依</w:t>
+      </w:r>
+      <w:proofErr w:type="gramStart"/>
+      <w:r>
+        <w:rPr>
+          <w:rFonts w:hint="eastAsia"/>
+        </w:rPr>
+        <w:t>曼</w:t>
+      </w:r>
+      <w:proofErr w:type="gramEnd"/>
+      <w:r>
+        <w:rPr>
+          <w:rFonts w:hint="eastAsia"/>
+        </w:rPr>
+        <w:t>体制？</w:t>
       </w:r>
       <w:r>
         <w:t>存储程序方式</w:t>
@@ -138,6 +163,9 @@
           <w:ilvl w:val="0"/>
           <w:numId w:val="3"/>
         </w:numPr>
+        <w:rPr>
+          <w:rFonts w:hint="eastAsia"/>
+        </w:rPr>
       </w:pPr>
       <w:r>
         <w:t>控制流</w:t>
@@ -164,6 +192,9 @@
           <w:ilvl w:val="0"/>
           <w:numId w:val="3"/>
         </w:numPr>
+        <w:rPr>
+          <w:rFonts w:hint="eastAsia"/>
+        </w:rPr>
       </w:pPr>
       <w:r>
         <w:t>模拟信号</w:t>
@@ -199,6 +230,9 @@
           <w:ilvl w:val="0"/>
           <w:numId w:val="3"/>
         </w:numPr>
+        <w:rPr>
+          <w:rFonts w:hint="eastAsia"/>
+        </w:rPr>
       </w:pPr>
       <w:r>
         <w:t>总线及其组成</w:t>
@@ -216,6 +250,9 @@
           <w:ilvl w:val="0"/>
           <w:numId w:val="3"/>
         </w:numPr>
+        <w:rPr>
+          <w:rFonts w:hint="eastAsia"/>
+        </w:rPr>
       </w:pPr>
       <w:r>
         <w:rPr>
@@ -230,6 +267,9 @@
           <w:ilvl w:val="0"/>
           <w:numId w:val="3"/>
         </w:numPr>
+        <w:rPr>
+          <w:rFonts w:hint="eastAsia"/>
+        </w:rPr>
       </w:pPr>
       <w:r>
         <w:t>基本字长</w:t>
@@ -247,6 +287,9 @@
           <w:ilvl w:val="0"/>
           <w:numId w:val="3"/>
         </w:numPr>
+        <w:rPr>
+          <w:rFonts w:hint="eastAsia"/>
+        </w:rPr>
       </w:pPr>
       <w:r>
         <w:t>CPU主频</w:t>
@@ -264,6 +307,9 @@
           <w:ilvl w:val="0"/>
           <w:numId w:val="3"/>
         </w:numPr>
+        <w:rPr>
+          <w:rFonts w:hint="eastAsia"/>
+        </w:rPr>
       </w:pPr>
       <w:r>
         <w:t>数据通路宽度</w:t>
@@ -284,8 +330,19 @@
         <w:t>？</w:t>
       </w:r>
     </w:p>
-    <w:p/>
-    <w:p>
+    <w:p>
+      <w:pPr>
+        <w:rPr>
+          <w:rFonts w:hint="eastAsia"/>
+        </w:rPr>
+      </w:pPr>
+    </w:p>
+    <w:p>
+      <w:pPr>
+        <w:rPr>
+          <w:rFonts w:hint="eastAsia"/>
+        </w:rPr>
+      </w:pPr>
       <w:r>
         <w:rPr>
           <w:rFonts w:hint="eastAsia"/>
@@ -330,6 +387,11 @@
       </w:r>
     </w:p>
     <w:p>
+      <w:pPr>
+        <w:rPr>
+          <w:rFonts w:hint="eastAsia"/>
+        </w:rPr>
+      </w:pPr>
       <w:r>
         <w:rPr>
           <w:rFonts w:hint="eastAsia"/>
@@ -344,6 +406,11 @@
       </w:r>
     </w:p>
     <w:p>
+      <w:pPr>
+        <w:rPr>
+          <w:rFonts w:hint="eastAsia"/>
+        </w:rPr>
+      </w:pPr>
       <w:r>
         <w:rPr>
           <w:rFonts w:hint="eastAsia"/>
@@ -361,6 +428,11 @@
       </w:r>
     </w:p>
     <w:p>
+      <w:pPr>
+        <w:rPr>
+          <w:rFonts w:hint="eastAsia"/>
+        </w:rPr>
+      </w:pPr>
       <w:r>
         <w:rPr>
           <w:rFonts w:hint="eastAsia"/>
@@ -369,6 +441,11 @@
       </w:r>
     </w:p>
     <w:p>
+      <w:pPr>
+        <w:rPr>
+          <w:rFonts w:hint="eastAsia"/>
+        </w:rPr>
+      </w:pPr>
       <w:r>
         <w:rPr>
           <w:rFonts w:hint="eastAsia"/>
@@ -398,6 +475,11 @@
       </w:r>
     </w:p>
     <w:p>
+      <w:pPr>
+        <w:rPr>
+          <w:rFonts w:hint="eastAsia"/>
+        </w:rPr>
+      </w:pPr>
       <w:r>
         <w:rPr>
           <w:rFonts w:hint="eastAsia"/>
@@ -408,13 +490,27 @@
         <w:rPr>
           <w:rFonts w:hint="eastAsia"/>
         </w:rPr>
-        <w:t>断续</w:t>
-      </w:r>
-      <w:r>
-        <w:rPr>
-          <w:rFonts w:hint="eastAsia"/>
-        </w:rPr>
-        <w:t>变化的</w:t>
+        <w:t>断</w:t>
+      </w:r>
+      <w:proofErr w:type="gramStart"/>
+      <w:r>
+        <w:rPr>
+          <w:rFonts w:hint="eastAsia"/>
+        </w:rPr>
+        <w:t>续</w:t>
+      </w:r>
+      <w:r>
+        <w:rPr>
+          <w:rFonts w:hint="eastAsia"/>
+        </w:rPr>
+        <w:t>变化</w:t>
+      </w:r>
+      <w:proofErr w:type="gramEnd"/>
+      <w:r>
+        <w:rPr>
+          <w:rFonts w:hint="eastAsia"/>
+        </w:rPr>
+        <w:t>的</w:t>
       </w:r>
       <w:r>
         <w:rPr>
@@ -430,6 +526,11 @@
       </w:r>
     </w:p>
     <w:p>
+      <w:pPr>
+        <w:rPr>
+          <w:rFonts w:hint="eastAsia"/>
+        </w:rPr>
+      </w:pPr>
       <w:r>
         <w:rPr>
           <w:rFonts w:hint="eastAsia"/>
@@ -444,6 +545,11 @@
       </w:r>
     </w:p>
     <w:p>
+      <w:pPr>
+        <w:rPr>
+          <w:rFonts w:hint="eastAsia"/>
+        </w:rPr>
+      </w:pPr>
       <w:r>
         <w:rPr>
           <w:rFonts w:hint="eastAsia"/>
@@ -467,6 +573,11 @@
       </w:r>
     </w:p>
     <w:p>
+      <w:pPr>
+        <w:rPr>
+          <w:rFonts w:hint="eastAsia"/>
+        </w:rPr>
+      </w:pPr>
       <w:r>
         <w:rPr>
           <w:rFonts w:hint="eastAsia"/>
@@ -475,6 +586,11 @@
       </w:r>
     </w:p>
     <w:p>
+      <w:pPr>
+        <w:rPr>
+          <w:rFonts w:hint="eastAsia"/>
+        </w:rPr>
+      </w:pPr>
       <w:r>
         <w:rPr>
           <w:rFonts w:hint="eastAsia"/>
@@ -507,6 +623,11 @@
       </w:r>
     </w:p>
     <w:p>
+      <w:pPr>
+        <w:rPr>
+          <w:rFonts w:hint="eastAsia"/>
+        </w:rPr>
+      </w:pPr>
       <w:r>
         <w:rPr>
           <w:rFonts w:hint="eastAsia"/>
@@ -530,6 +651,11 @@
       </w:r>
     </w:p>
     <w:p>
+      <w:pPr>
+        <w:rPr>
+          <w:rFonts w:hint="eastAsia"/>
+        </w:rPr>
+      </w:pPr>
       <w:r>
         <w:rPr>
           <w:rFonts w:hint="eastAsia"/>
@@ -547,6 +673,11 @@
       </w:r>
     </w:p>
     <w:p>
+      <w:pPr>
+        <w:rPr>
+          <w:rFonts w:hint="eastAsia"/>
+        </w:rPr>
+      </w:pPr>
       <w:r>
         <w:rPr>
           <w:rFonts w:hint="eastAsia"/>
@@ -555,6 +686,11 @@
       </w:r>
     </w:p>
     <w:p>
+      <w:pPr>
+        <w:rPr>
+          <w:rFonts w:hint="eastAsia"/>
+        </w:rPr>
+      </w:pPr>
       <w:r>
         <w:rPr>
           <w:rFonts w:hint="eastAsia"/>
@@ -578,6 +714,11 @@
       </w:r>
     </w:p>
     <w:p>
+      <w:pPr>
+        <w:rPr>
+          <w:rFonts w:hint="eastAsia"/>
+        </w:rPr>
+      </w:pPr>
       <w:r>
         <w:rPr>
           <w:rFonts w:hint="eastAsia"/>
@@ -585,11 +726,18 @@
         <w:t>数据传输率：也叫比特率，指单位时间内信道的传输量，基本单位是bps。</w:t>
       </w:r>
     </w:p>
-    <w:p/>
+    <w:p>
+      <w:pPr>
+        <w:rPr>
+          <w:rFonts w:hint="eastAsia"/>
+        </w:rPr>
+      </w:pPr>
+    </w:p>
     <w:p>
       <w:pPr>
         <w:jc w:val="center"/>
         <w:rPr>
+          <w:rFonts w:hint="eastAsia"/>
           <w:b/>
           <w:bCs/>
           <w:sz w:val="24"/>
@@ -600,6 +748,7 @@
       <w:pPr>
         <w:jc w:val="center"/>
         <w:rPr>
+          <w:rFonts w:hint="eastAsia"/>
           <w:b/>
           <w:bCs/>
           <w:sz w:val="24"/>
@@ -614,6 +763,7 @@
         </w:numPr>
         <w:jc w:val="center"/>
         <w:rPr>
+          <w:rFonts w:hint="eastAsia"/>
           <w:b/>
           <w:bCs/>
           <w:sz w:val="24"/>
@@ -635,6 +785,9 @@
           <w:ilvl w:val="0"/>
           <w:numId w:val="4"/>
         </w:numPr>
+        <w:rPr>
+          <w:rFonts w:hint="eastAsia"/>
+        </w:rPr>
       </w:pPr>
       <w:r>
         <w:rPr>
@@ -649,6 +802,9 @@
           <w:ilvl w:val="0"/>
           <w:numId w:val="5"/>
         </w:numPr>
+        <w:rPr>
+          <w:rFonts w:hint="eastAsia"/>
+        </w:rPr>
       </w:pPr>
       <w:r>
         <w:rPr>
@@ -663,6 +819,9 @@
           <w:ilvl w:val="0"/>
           <w:numId w:val="5"/>
         </w:numPr>
+        <w:rPr>
+          <w:rFonts w:hint="eastAsia"/>
+        </w:rPr>
       </w:pPr>
       <w:r>
         <w:lastRenderedPageBreak/>
@@ -681,6 +840,9 @@
           <w:ilvl w:val="0"/>
           <w:numId w:val="5"/>
         </w:numPr>
+        <w:rPr>
+          <w:rFonts w:hint="eastAsia"/>
+        </w:rPr>
       </w:pPr>
       <w:r>
         <w:t>真值</w:t>
@@ -698,6 +860,9 @@
           <w:ilvl w:val="0"/>
           <w:numId w:val="5"/>
         </w:numPr>
+        <w:rPr>
+          <w:rFonts w:hint="eastAsia"/>
+        </w:rPr>
       </w:pPr>
       <w:r>
         <w:t>数的定点表示与浮点表示</w:t>
@@ -715,6 +880,9 @@
           <w:ilvl w:val="0"/>
           <w:numId w:val="5"/>
         </w:numPr>
+        <w:rPr>
+          <w:rFonts w:hint="eastAsia"/>
+        </w:rPr>
       </w:pPr>
       <w:r>
         <w:t>指令</w:t>
@@ -732,6 +900,9 @@
           <w:ilvl w:val="0"/>
           <w:numId w:val="5"/>
         </w:numPr>
+        <w:rPr>
+          <w:rFonts w:hint="eastAsia"/>
+        </w:rPr>
       </w:pPr>
       <w:r>
         <w:t>地址码</w:t>
@@ -758,6 +929,9 @@
           <w:ilvl w:val="0"/>
           <w:numId w:val="5"/>
         </w:numPr>
+        <w:rPr>
+          <w:rFonts w:hint="eastAsia"/>
+        </w:rPr>
       </w:pPr>
       <w:r>
         <w:t>寻址方式</w:t>
@@ -770,31 +944,61 @@
       </w:r>
     </w:p>
     <w:p>
+      <w:pPr>
+        <w:rPr>
+          <w:rFonts w:hint="eastAsia"/>
+        </w:rPr>
+      </w:pPr>
       <w:r>
         <w:t>大致可将众多的寻址方式归纳为以下四大类，其它的寻址方式则是它们的变型或组合。</w:t>
       </w:r>
     </w:p>
     <w:p>
+      <w:pPr>
+        <w:rPr>
+          <w:rFonts w:hint="eastAsia"/>
+        </w:rPr>
+      </w:pPr>
       <w:r>
         <w:t>① 立即寻址。在读取指令时也就从指令之中获得了操作数，即操作数包含在指令中。</w:t>
       </w:r>
     </w:p>
     <w:p>
+      <w:pPr>
+        <w:rPr>
+          <w:rFonts w:hint="eastAsia"/>
+        </w:rPr>
+      </w:pPr>
       <w:r>
         <w:t>② 直接寻址类。直接给出主存地址或寄存器编号，从CPU内或主存单元内读取操作数。</w:t>
       </w:r>
     </w:p>
     <w:p>
+      <w:pPr>
+        <w:rPr>
+          <w:rFonts w:hint="eastAsia"/>
+        </w:rPr>
+      </w:pPr>
       <w:r>
         <w:t>③ 间接寻址类。先从某寄存器中或主存中读取地址，再按这个地址访问主存以读取操作数。</w:t>
       </w:r>
     </w:p>
     <w:p>
+      <w:pPr>
+        <w:rPr>
+          <w:rFonts w:hint="eastAsia"/>
+        </w:rPr>
+      </w:pPr>
       <w:r>
         <w:t>④ 变址类。指令给出的是形式地址（不是最终地址），经过某种变换（例如相加、相减、高低位地址拼接等），才获得有效地址，据此访问主存储器以读取操作数。</w:t>
       </w:r>
     </w:p>
     <w:p>
+      <w:pPr>
+        <w:rPr>
+          <w:rFonts w:hint="eastAsia"/>
+        </w:rPr>
+      </w:pPr>
       <w:r>
         <w:rPr>
           <w:rFonts w:hint="eastAsia"/>
@@ -803,6 +1007,11 @@
       </w:r>
     </w:p>
     <w:p>
+      <w:pPr>
+        <w:rPr>
+          <w:rFonts w:hint="eastAsia"/>
+        </w:rPr>
+      </w:pPr>
       <w:r>
         <w:rPr>
           <w:rFonts w:hint="eastAsia"/>
@@ -827,6 +1036,9 @@
         <w:tabs>
           <w:tab w:val="left" w:pos="5690"/>
         </w:tabs>
+        <w:rPr>
+          <w:rFonts w:hint="eastAsia"/>
+        </w:rPr>
       </w:pPr>
       <w:r>
         <w:rPr>
@@ -842,6 +1054,11 @@
       </w:r>
     </w:p>
     <w:p>
+      <w:pPr>
+        <w:rPr>
+          <w:rFonts w:hint="eastAsia"/>
+        </w:rPr>
+      </w:pPr>
       <w:r>
         <w:rPr>
           <w:rFonts w:hint="eastAsia"/>
@@ -850,6 +1067,11 @@
       </w:r>
     </w:p>
     <w:p>
+      <w:pPr>
+        <w:rPr>
+          <w:rFonts w:hint="eastAsia"/>
+        </w:rPr>
+      </w:pPr>
       <w:r>
         <w:rPr>
           <w:rFonts w:hint="eastAsia"/>
@@ -858,6 +1080,11 @@
       </w:r>
     </w:p>
     <w:p>
+      <w:pPr>
+        <w:rPr>
+          <w:rFonts w:hint="eastAsia"/>
+        </w:rPr>
+      </w:pPr>
       <w:r>
         <w:rPr>
           <w:rFonts w:hint="eastAsia"/>
@@ -865,8 +1092,19 @@
         <w:t>3.IEEE754短浮点数格式表示？</w:t>
       </w:r>
     </w:p>
-    <w:p/>
-    <w:p>
+    <w:p>
+      <w:pPr>
+        <w:rPr>
+          <w:rFonts w:hint="eastAsia"/>
+        </w:rPr>
+      </w:pPr>
+    </w:p>
+    <w:p>
+      <w:pPr>
+        <w:rPr>
+          <w:rFonts w:hint="eastAsia"/>
+        </w:rPr>
+      </w:pPr>
       <w:r>
         <w:rPr>
           <w:rFonts w:hint="eastAsia"/>
@@ -890,6 +1128,11 @@
       </w:r>
     </w:p>
     <w:p>
+      <w:pPr>
+        <w:rPr>
+          <w:rFonts w:hint="eastAsia"/>
+        </w:rPr>
+      </w:pPr>
       <w:r>
         <w:rPr>
           <w:rFonts w:hint="eastAsia"/>
@@ -907,6 +1150,11 @@
       </w:r>
     </w:p>
     <w:p>
+      <w:pPr>
+        <w:rPr>
+          <w:rFonts w:hint="eastAsia"/>
+        </w:rPr>
+      </w:pPr>
       <w:r>
         <w:rPr>
           <w:rFonts w:hint="eastAsia"/>
@@ -915,6 +1163,11 @@
       </w:r>
     </w:p>
     <w:p>
+      <w:pPr>
+        <w:rPr>
+          <w:rFonts w:hint="eastAsia"/>
+        </w:rPr>
+      </w:pPr>
       <w:r>
         <w:rPr>
           <w:rFonts w:hint="eastAsia"/>
@@ -932,6 +1185,11 @@
       </w:r>
     </w:p>
     <w:p>
+      <w:pPr>
+        <w:rPr>
+          <w:rFonts w:hint="eastAsia"/>
+        </w:rPr>
+      </w:pPr>
       <w:r>
         <w:rPr>
           <w:rFonts w:hint="eastAsia"/>
@@ -942,10 +1200,43 @@
         <w:rPr>
           <w:rFonts w:hint="eastAsia"/>
         </w:rPr>
-        <w:t>连同数符一起数字化的数称为机器数。</w:t>
-      </w:r>
-    </w:p>
-    <w:p>
+        <w:t>连同数</w:t>
+      </w:r>
+      <w:proofErr w:type="gramStart"/>
+      <w:r>
+        <w:rPr>
+          <w:rFonts w:hint="eastAsia"/>
+        </w:rPr>
+        <w:t>符一起</w:t>
+      </w:r>
+      <w:proofErr w:type="gramEnd"/>
+      <w:r>
+        <w:rPr>
+          <w:rFonts w:hint="eastAsia"/>
+        </w:rPr>
+        <w:t>数字化的</w:t>
+      </w:r>
+      <w:proofErr w:type="gramStart"/>
+      <w:r>
+        <w:rPr>
+          <w:rFonts w:hint="eastAsia"/>
+        </w:rPr>
+        <w:t>数称为</w:t>
+      </w:r>
+      <w:proofErr w:type="gramEnd"/>
+      <w:r>
+        <w:rPr>
+          <w:rFonts w:hint="eastAsia"/>
+        </w:rPr>
+        <w:t>机器数。</w:t>
+      </w:r>
+    </w:p>
+    <w:p>
+      <w:pPr>
+        <w:rPr>
+          <w:rFonts w:hint="eastAsia"/>
+        </w:rPr>
+      </w:pPr>
       <w:r>
         <w:rPr>
           <w:rFonts w:hint="eastAsia"/>
@@ -954,6 +1245,11 @@
       </w:r>
     </w:p>
     <w:p>
+      <w:pPr>
+        <w:rPr>
+          <w:rFonts w:hint="eastAsia"/>
+        </w:rPr>
+      </w:pPr>
       <w:r>
         <w:rPr>
           <w:rFonts w:hint="eastAsia"/>
@@ -967,10 +1263,29 @@
         <w:rPr>
           <w:rFonts w:hint="eastAsia"/>
         </w:rPr>
-        <w:t>定点表示：小数点位置固定不变的数称为定点数。</w:t>
-      </w:r>
-    </w:p>
-    <w:p>
+        <w:t>定点表示：小数点位置固定不变的</w:t>
+      </w:r>
+      <w:proofErr w:type="gramStart"/>
+      <w:r>
+        <w:rPr>
+          <w:rFonts w:hint="eastAsia"/>
+        </w:rPr>
+        <w:t>数称为</w:t>
+      </w:r>
+      <w:proofErr w:type="gramEnd"/>
+      <w:r>
+        <w:rPr>
+          <w:rFonts w:hint="eastAsia"/>
+        </w:rPr>
+        <w:t>定点数。</w:t>
+      </w:r>
+    </w:p>
+    <w:p>
+      <w:pPr>
+        <w:rPr>
+          <w:rFonts w:hint="eastAsia"/>
+        </w:rPr>
+      </w:pPr>
       <w:r>
         <w:rPr>
           <w:rFonts w:hint="eastAsia"/>
@@ -979,6 +1294,11 @@
       </w:r>
     </w:p>
     <w:p>
+      <w:pPr>
+        <w:rPr>
+          <w:rFonts w:hint="eastAsia"/>
+        </w:rPr>
+      </w:pPr>
       <w:r>
         <w:rPr>
           <w:rFonts w:hint="eastAsia"/>
@@ -1011,6 +1331,11 @@
       </w:r>
     </w:p>
     <w:p>
+      <w:pPr>
+        <w:rPr>
+          <w:rFonts w:hint="eastAsia"/>
+        </w:rPr>
+      </w:pPr>
       <w:r>
         <w:rPr>
           <w:rFonts w:hint="eastAsia"/>
@@ -1025,6 +1350,11 @@
       </w:r>
     </w:p>
     <w:p>
+      <w:pPr>
+        <w:rPr>
+          <w:rFonts w:hint="eastAsia"/>
+        </w:rPr>
+      </w:pPr>
       <w:r>
         <w:rPr>
           <w:rFonts w:hint="eastAsia"/>
@@ -1042,6 +1372,11 @@
       </w:r>
     </w:p>
     <w:p>
+      <w:pPr>
+        <w:rPr>
+          <w:rFonts w:hint="eastAsia"/>
+        </w:rPr>
+      </w:pPr>
       <w:r>
         <w:rPr>
           <w:rFonts w:hint="eastAsia"/>
@@ -1050,6 +1385,11 @@
       </w:r>
     </w:p>
     <w:p>
+      <w:pPr>
+        <w:rPr>
+          <w:rFonts w:hint="eastAsia"/>
+        </w:rPr>
+      </w:pPr>
       <w:r>
         <w:rPr>
           <w:rFonts w:hint="eastAsia"/>
@@ -1058,6 +1398,11 @@
       </w:r>
     </w:p>
     <w:p>
+      <w:pPr>
+        <w:rPr>
+          <w:rFonts w:hint="eastAsia"/>
+        </w:rPr>
+      </w:pPr>
       <w:r>
         <w:rPr>
           <w:rFonts w:hint="eastAsia"/>
@@ -1108,6 +1453,11 @@
       </w:r>
     </w:p>
     <w:p>
+      <w:pPr>
+        <w:rPr>
+          <w:rFonts w:hint="eastAsia"/>
+        </w:rPr>
+      </w:pPr>
       <w:r>
         <w:rPr>
           <w:rFonts w:hint="eastAsia"/>
@@ -1124,7 +1474,13 @@
         <w:t>单独编址和统一编址。</w:t>
       </w:r>
     </w:p>
-    <w:p/>
+    <w:p>
+      <w:pPr>
+        <w:rPr>
+          <w:rFonts w:hint="eastAsia"/>
+        </w:rPr>
+      </w:pPr>
+    </w:p>
     <w:p>
       <w:pPr>
         <w:numPr>
@@ -1133,6 +1489,7 @@
         </w:numPr>
         <w:jc w:val="center"/>
         <w:rPr>
+          <w:rFonts w:hint="eastAsia"/>
           <w:b/>
           <w:bCs/>
           <w:sz w:val="24"/>
@@ -1154,6 +1511,9 @@
           <w:ilvl w:val="0"/>
           <w:numId w:val="6"/>
         </w:numPr>
+        <w:rPr>
+          <w:rFonts w:hint="eastAsia"/>
+        </w:rPr>
       </w:pPr>
       <w:r>
         <w:rPr>
@@ -1163,6 +1523,11 @@
       </w:r>
     </w:p>
     <w:p>
+      <w:pPr>
+        <w:rPr>
+          <w:rFonts w:hint="eastAsia"/>
+        </w:rPr>
+      </w:pPr>
       <w:r>
         <w:rPr>
           <w:rFonts w:hint="eastAsia"/>
@@ -1171,6 +1536,11 @@
       </w:r>
     </w:p>
     <w:p>
+      <w:pPr>
+        <w:rPr>
+          <w:rFonts w:hint="eastAsia"/>
+        </w:rPr>
+      </w:pPr>
       <w:r>
         <w:rPr>
           <w:rFonts w:hint="eastAsia"/>
@@ -1188,17 +1558,41 @@
       </w:r>
     </w:p>
     <w:p>
-      <w:r>
-        <w:rPr>
-          <w:rFonts w:hint="eastAsia"/>
-        </w:rPr>
-        <w:t>3.何谓同步控制方式，何谓异步控制？有何主要特征？</w:t>
+      <w:pPr>
+        <w:rPr>
+          <w:rFonts w:hint="eastAsia"/>
+        </w:rPr>
+      </w:pPr>
+      <w:r>
+        <w:rPr>
+          <w:rFonts w:hint="eastAsia"/>
+        </w:rPr>
+        <w:t>3.何谓同步控制方式，何谓异步控制？有</w:t>
+      </w:r>
+      <w:proofErr w:type="gramStart"/>
+      <w:r>
+        <w:rPr>
+          <w:rFonts w:hint="eastAsia"/>
+        </w:rPr>
+        <w:t>何主要</w:t>
+      </w:r>
+      <w:proofErr w:type="gramEnd"/>
+      <w:r>
+        <w:rPr>
+          <w:rFonts w:hint="eastAsia"/>
+        </w:rPr>
+        <w:t>特征？</w:t>
       </w:r>
       <w:r>
         <w:t>应用场合？</w:t>
       </w:r>
     </w:p>
     <w:p>
+      <w:pPr>
+        <w:rPr>
+          <w:rFonts w:hint="eastAsia"/>
+        </w:rPr>
+      </w:pPr>
       <w:r>
         <w:rPr>
           <w:rFonts w:hint="eastAsia"/>
@@ -1207,6 +1601,11 @@
       </w:r>
     </w:p>
     <w:p>
+      <w:pPr>
+        <w:rPr>
+          <w:rFonts w:hint="eastAsia"/>
+        </w:rPr>
+      </w:pPr>
       <w:r>
         <w:rPr>
           <w:rFonts w:hint="eastAsia"/>
@@ -1216,12 +1615,18 @@
       </w:r>
     </w:p>
     <w:p>
+      <w:pPr>
+        <w:rPr>
+          <w:rFonts w:hint="eastAsia"/>
+        </w:rPr>
+      </w:pPr>
       <w:r>
         <w:rPr>
           <w:rFonts w:hint="eastAsia"/>
         </w:rPr>
         <w:t>6.微程序控制</w:t>
       </w:r>
+      <w:proofErr w:type="gramStart"/>
       <w:r>
         <w:rPr>
           <w:rFonts w:hint="eastAsia"/>
@@ -1232,26 +1637,76 @@
         <w:rPr>
           <w:rFonts w:hint="eastAsia"/>
         </w:rPr>
-        <w:t>思想的基本要点是什么？</w:t>
-      </w:r>
-    </w:p>
-    <w:p>
-      <w:r>
-        <w:rPr>
-          <w:rFonts w:hint="eastAsia"/>
-        </w:rPr>
-        <w:t>7.判断下面叙述是否正确，说明理由：串行加法器中的进位链是串行进位链，并行加法器中的进位链只有并行进位链。</w:t>
-      </w:r>
-    </w:p>
-    <w:p>
-      <w:r>
-        <w:rPr>
-          <w:rFonts w:hint="eastAsia"/>
-        </w:rPr>
-        <w:t>8.常用的加法器进位链结构有哪几种？</w:t>
-      </w:r>
-    </w:p>
-    <w:p>
+        <w:t>思想</w:t>
+      </w:r>
+      <w:proofErr w:type="gramEnd"/>
+      <w:r>
+        <w:rPr>
+          <w:rFonts w:hint="eastAsia"/>
+        </w:rPr>
+        <w:t>的基本要点是什么？</w:t>
+      </w:r>
+    </w:p>
+    <w:p>
+      <w:pPr>
+        <w:rPr>
+          <w:rFonts w:hint="eastAsia"/>
+        </w:rPr>
+      </w:pPr>
+      <w:r>
+        <w:rPr>
+          <w:rFonts w:hint="eastAsia"/>
+        </w:rPr>
+        <w:t>7.判断下面叙述是否正确，说明理由：串行加法器中的进位链是串行进位链，并行加法器中的进位</w:t>
+      </w:r>
+      <w:proofErr w:type="gramStart"/>
+      <w:r>
+        <w:rPr>
+          <w:rFonts w:hint="eastAsia"/>
+        </w:rPr>
+        <w:t>链只有</w:t>
+      </w:r>
+      <w:proofErr w:type="gramEnd"/>
+      <w:r>
+        <w:rPr>
+          <w:rFonts w:hint="eastAsia"/>
+        </w:rPr>
+        <w:t>并行进位链。</w:t>
+      </w:r>
+    </w:p>
+    <w:p>
+      <w:pPr>
+        <w:rPr>
+          <w:rFonts w:hint="eastAsia"/>
+        </w:rPr>
+      </w:pPr>
+      <w:r>
+        <w:rPr>
+          <w:rFonts w:hint="eastAsia"/>
+        </w:rPr>
+        <w:t>8.常用的加法器进位</w:t>
+      </w:r>
+      <w:proofErr w:type="gramStart"/>
+      <w:r>
+        <w:rPr>
+          <w:rFonts w:hint="eastAsia"/>
+        </w:rPr>
+        <w:t>链结构</w:t>
+      </w:r>
+      <w:proofErr w:type="gramEnd"/>
+      <w:r>
+        <w:rPr>
+          <w:rFonts w:hint="eastAsia"/>
+        </w:rPr>
+        <w:t>有哪几种？</w:t>
+      </w:r>
+    </w:p>
+    <w:p>
+      <w:pPr>
+        <w:rPr>
+          <w:rFonts w:hint="eastAsia"/>
+        </w:rPr>
+      </w:pPr>
       <w:r>
         <w:rPr>
           <w:rFonts w:hint="eastAsia"/>
@@ -1269,6 +1724,11 @@
       </w:r>
     </w:p>
     <w:p>
+      <w:pPr>
+        <w:rPr>
+          <w:rFonts w:hint="eastAsia"/>
+        </w:rPr>
+      </w:pPr>
       <w:r>
         <w:rPr>
           <w:rFonts w:hint="eastAsia"/>
@@ -1280,6 +1740,11 @@
       </w:r>
     </w:p>
     <w:p>
+      <w:pPr>
+        <w:rPr>
+          <w:rFonts w:hint="eastAsia"/>
+        </w:rPr>
+      </w:pPr>
       <w:r>
         <w:rPr>
           <w:rFonts w:hint="eastAsia"/>
@@ -1291,6 +1756,11 @@
       </w:r>
     </w:p>
     <w:p>
+      <w:pPr>
+        <w:rPr>
+          <w:rFonts w:hint="eastAsia"/>
+        </w:rPr>
+      </w:pPr>
       <w:r>
         <w:rPr>
           <w:rFonts w:hint="eastAsia"/>
@@ -1302,6 +1772,11 @@
       </w:r>
     </w:p>
     <w:p>
+      <w:pPr>
+        <w:rPr>
+          <w:rFonts w:hint="eastAsia"/>
+        </w:rPr>
+      </w:pPr>
       <w:r>
         <w:rPr>
           <w:rFonts w:hint="eastAsia"/>
@@ -1309,18 +1784,50 @@
         <w:t>13</w:t>
       </w:r>
       <w:r>
-        <w:t>.并行加法器中的串行进位链结构：Cn = Gn + PnCn-1</w:t>
+        <w:t xml:space="preserve">.并行加法器中的串行进位链结构：Cn = </w:t>
+      </w:r>
+      <w:proofErr w:type="spellStart"/>
+      <w:r>
+        <w:t>Gn</w:t>
+      </w:r>
+      <w:proofErr w:type="spellEnd"/>
+      <w:r>
+        <w:t xml:space="preserve"> + PnCn-1</w:t>
       </w:r>
     </w:p>
     <w:p>
       <w:pPr>
         <w:ind w:firstLineChars="900" w:firstLine="1890"/>
-      </w:pPr>
-      <w:r>
-        <w:t>并行进位链结构：Cn = Gn + PnGn-1+ … + Pn…P1C0</w:t>
-      </w:r>
-    </w:p>
-    <w:p>
+        <w:rPr>
+          <w:rFonts w:hint="eastAsia"/>
+        </w:rPr>
+      </w:pPr>
+      <w:r>
+        <w:t xml:space="preserve">并行进位链结构：Cn = </w:t>
+      </w:r>
+      <w:proofErr w:type="spellStart"/>
+      <w:r>
+        <w:t>Gn</w:t>
+      </w:r>
+      <w:proofErr w:type="spellEnd"/>
+      <w:r>
+        <w:t xml:space="preserve"> + PnGn-1+ … + </w:t>
+      </w:r>
+      <w:proofErr w:type="spellStart"/>
+      <w:r>
+        <w:t>Pn</w:t>
+      </w:r>
+      <w:proofErr w:type="spellEnd"/>
+      <w:r>
+        <w:t>…P1C0</w:t>
+      </w:r>
+    </w:p>
+    <w:p>
+      <w:pPr>
+        <w:rPr>
+          <w:rFonts w:hint="eastAsia"/>
+        </w:rPr>
+      </w:pPr>
       <w:r>
         <w:rPr>
           <w:rFonts w:hint="eastAsia"/>
@@ -1338,6 +1845,11 @@
       </w:r>
     </w:p>
     <w:p>
+      <w:pPr>
+        <w:rPr>
+          <w:rFonts w:hint="eastAsia"/>
+        </w:rPr>
+      </w:pPr>
       <w:r>
         <w:rPr>
           <w:rFonts w:hint="eastAsia"/>
@@ -1346,6 +1858,11 @@
       </w:r>
     </w:p>
     <w:p>
+      <w:pPr>
+        <w:rPr>
+          <w:rFonts w:hint="eastAsia"/>
+        </w:rPr>
+      </w:pPr>
       <w:r>
         <w:rPr>
           <w:rFonts w:hint="eastAsia"/>
@@ -1354,6 +1871,11 @@
       </w:r>
     </w:p>
     <w:p>
+      <w:pPr>
+        <w:rPr>
+          <w:rFonts w:hint="eastAsia"/>
+        </w:rPr>
+      </w:pPr>
       <w:r>
         <w:rPr>
           <w:rFonts w:hint="eastAsia"/>
@@ -1362,6 +1884,11 @@
       </w:r>
     </w:p>
     <w:p>
+      <w:pPr>
+        <w:rPr>
+          <w:rFonts w:hint="eastAsia"/>
+        </w:rPr>
+      </w:pPr>
       <w:r>
         <w:rPr>
           <w:rFonts w:hint="eastAsia"/>
@@ -1370,6 +1897,11 @@
       </w:r>
     </w:p>
     <w:p>
+      <w:pPr>
+        <w:rPr>
+          <w:rFonts w:hint="eastAsia"/>
+        </w:rPr>
+      </w:pPr>
       <w:r>
         <w:rPr>
           <w:rFonts w:hint="eastAsia"/>
@@ -1378,6 +1910,11 @@
       </w:r>
     </w:p>
     <w:p>
+      <w:pPr>
+        <w:rPr>
+          <w:rFonts w:hint="eastAsia"/>
+        </w:rPr>
+      </w:pPr>
       <w:r>
         <w:rPr>
           <w:rFonts w:hint="eastAsia"/>
@@ -1386,6 +1923,11 @@
       </w:r>
     </w:p>
     <w:p>
+      <w:pPr>
+        <w:rPr>
+          <w:rFonts w:hint="eastAsia"/>
+        </w:rPr>
+      </w:pPr>
       <w:r>
         <w:rPr>
           <w:rFonts w:hint="eastAsia"/>
@@ -1394,31 +1936,61 @@
       </w:r>
     </w:p>
     <w:p>
+      <w:pPr>
+        <w:rPr>
+          <w:rFonts w:hint="eastAsia"/>
+        </w:rPr>
+      </w:pPr>
       <w:r>
         <w:t>2.CPU的指令流程</w:t>
       </w:r>
     </w:p>
     <w:p>
+      <w:pPr>
+        <w:rPr>
+          <w:rFonts w:hint="eastAsia"/>
+        </w:rPr>
+      </w:pPr>
       <w:r>
         <w:t>（1）指令类型：MOV指令、双操作数算数逻辑运算指令、单操作数算是逻辑运算指令、转移/返回指令、转子指令；</w:t>
       </w:r>
     </w:p>
     <w:p>
+      <w:pPr>
+        <w:rPr>
+          <w:rFonts w:hint="eastAsia"/>
+        </w:rPr>
+      </w:pPr>
       <w:r>
         <w:t>（2）核心是寻址方式：立即寻址、R、(R)、—(R)、(R)+、@(R)+、X(R)；</w:t>
       </w:r>
     </w:p>
     <w:p>
+      <w:pPr>
+        <w:rPr>
+          <w:rFonts w:hint="eastAsia"/>
+        </w:rPr>
+      </w:pPr>
       <w:r>
         <w:t>3.操作时间表的安排（微命令的安排）：</w:t>
       </w:r>
     </w:p>
     <w:p>
+      <w:pPr>
+        <w:rPr>
+          <w:rFonts w:hint="eastAsia"/>
+        </w:rPr>
+      </w:pPr>
       <w:r>
         <w:t>（1）CPU数据通路操作：按照数据的流向分成四段</w:t>
       </w:r>
     </w:p>
     <w:p>
+      <w:pPr>
+        <w:rPr>
+          <w:rFonts w:hint="eastAsia"/>
+        </w:rPr>
+      </w:pPr>
       <w:r>
         <w:t>ALU输入选择→AUL功能选择→移位器功能选择→分配脉冲（打入到寄存器中的脉冲）；</w:t>
       </w:r>
@@ -1429,6 +2001,9 @@
           <w:ilvl w:val="0"/>
           <w:numId w:val="7"/>
         </w:numPr>
+        <w:rPr>
+          <w:rFonts w:hint="eastAsia"/>
+        </w:rPr>
       </w:pPr>
       <w:r>
         <w:t>与访问主存有关的微命令</w:t>
@@ -1440,8 +2015,19 @@
         <w:t>。</w:t>
       </w:r>
     </w:p>
-    <w:p/>
-    <w:p>
+    <w:p>
+      <w:pPr>
+        <w:rPr>
+          <w:rFonts w:hint="eastAsia"/>
+        </w:rPr>
+      </w:pPr>
+    </w:p>
+    <w:p>
+      <w:pPr>
+        <w:rPr>
+          <w:rFonts w:hint="eastAsia"/>
+        </w:rPr>
+      </w:pPr>
       <w:r>
         <w:rPr>
           <w:rFonts w:hint="eastAsia"/>
@@ -1459,6 +2045,11 @@
       </w:r>
     </w:p>
     <w:p>
+      <w:pPr>
+        <w:rPr>
+          <w:rFonts w:hint="eastAsia"/>
+        </w:rPr>
+      </w:pPr>
       <w:r>
         <w:tab/>
       </w:r>
@@ -1479,6 +2070,11 @@
       </w:r>
     </w:p>
     <w:p>
+      <w:pPr>
+        <w:rPr>
+          <w:rFonts w:hint="eastAsia"/>
+        </w:rPr>
+      </w:pPr>
       <w:r>
         <w:rPr>
           <w:rFonts w:hint="eastAsia"/>
@@ -1496,6 +2092,9 @@
           <w:tab w:val="left" w:pos="2100"/>
           <w:tab w:val="left" w:pos="3540"/>
         </w:tabs>
+        <w:rPr>
+          <w:rFonts w:hint="eastAsia"/>
+        </w:rPr>
       </w:pPr>
       <w:r>
         <w:tab/>
@@ -1517,6 +2116,9 @@
           <w:tab w:val="left" w:pos="2100"/>
           <w:tab w:val="left" w:pos="3540"/>
         </w:tabs>
+        <w:rPr>
+          <w:rFonts w:hint="eastAsia"/>
+        </w:rPr>
       </w:pPr>
       <w:r>
         <w:rPr>
@@ -1541,6 +2143,9 @@
           <w:tab w:val="left" w:pos="2100"/>
           <w:tab w:val="left" w:pos="3540"/>
         </w:tabs>
+        <w:rPr>
+          <w:rFonts w:hint="eastAsia"/>
+        </w:rPr>
       </w:pPr>
       <w:r>
         <w:tab/>
@@ -1562,6 +2167,9 @@
           <w:tab w:val="left" w:pos="2100"/>
           <w:tab w:val="left" w:pos="3540"/>
         </w:tabs>
+        <w:rPr>
+          <w:rFonts w:hint="eastAsia"/>
+        </w:rPr>
       </w:pPr>
       <w:r>
         <w:rPr>
@@ -1580,6 +2188,9 @@
           <w:tab w:val="left" w:pos="2100"/>
           <w:tab w:val="left" w:pos="3540"/>
         </w:tabs>
+        <w:rPr>
+          <w:rFonts w:hint="eastAsia"/>
+        </w:rPr>
       </w:pPr>
       <w:r>
         <w:tab/>
@@ -1601,6 +2212,9 @@
           <w:tab w:val="left" w:pos="2100"/>
           <w:tab w:val="left" w:pos="3540"/>
         </w:tabs>
+        <w:rPr>
+          <w:rFonts w:hint="eastAsia"/>
+        </w:rPr>
       </w:pPr>
       <w:r>
         <w:rPr>
@@ -1612,7 +2226,21 @@
         <w:rPr>
           <w:rFonts w:hint="eastAsia"/>
         </w:rPr>
-        <w:t>，SP的内容即为栈顶元素的地址</w:t>
+        <w:t>，SP的内容即为</w:t>
+      </w:r>
+      <w:proofErr w:type="gramStart"/>
+      <w:r>
+        <w:rPr>
+          <w:rFonts w:hint="eastAsia"/>
+        </w:rPr>
+        <w:t>栈</w:t>
+      </w:r>
+      <w:proofErr w:type="gramEnd"/>
+      <w:r>
+        <w:rPr>
+          <w:rFonts w:hint="eastAsia"/>
+        </w:rPr>
+        <w:t>顶元素的地址</w:t>
       </w:r>
       <w:r>
         <w:rPr>
@@ -1631,6 +2259,9 @@
           <w:tab w:val="left" w:pos="2100"/>
           <w:tab w:val="left" w:pos="3540"/>
         </w:tabs>
+        <w:rPr>
+          <w:rFonts w:hint="eastAsia"/>
+        </w:rPr>
       </w:pPr>
       <w:r>
         <w:tab/>
@@ -1652,6 +2283,9 @@
           <w:tab w:val="left" w:pos="2100"/>
           <w:tab w:val="left" w:pos="3540"/>
         </w:tabs>
+        <w:rPr>
+          <w:rFonts w:hint="eastAsia"/>
+        </w:rPr>
       </w:pPr>
       <w:r>
         <w:rPr>
@@ -1673,6 +2307,9 @@
           <w:tab w:val="left" w:pos="2100"/>
           <w:tab w:val="left" w:pos="3540"/>
         </w:tabs>
+        <w:rPr>
+          <w:rFonts w:hint="eastAsia"/>
+        </w:rPr>
       </w:pPr>
       <w:r>
         <w:tab/>
@@ -1694,6 +2331,9 @@
           <w:tab w:val="left" w:pos="2100"/>
           <w:tab w:val="left" w:pos="3540"/>
         </w:tabs>
+        <w:rPr>
+          <w:rFonts w:hint="eastAsia"/>
+        </w:rPr>
       </w:pPr>
       <w:r>
         <w:rPr>
@@ -1715,6 +2355,9 @@
           <w:tab w:val="left" w:pos="2100"/>
           <w:tab w:val="left" w:pos="3540"/>
         </w:tabs>
+        <w:rPr>
+          <w:rFonts w:hint="eastAsia"/>
+        </w:rPr>
       </w:pPr>
       <w:r>
         <w:lastRenderedPageBreak/>
@@ -1737,6 +2380,9 @@
           <w:tab w:val="left" w:pos="2100"/>
           <w:tab w:val="left" w:pos="3540"/>
         </w:tabs>
+        <w:rPr>
+          <w:rFonts w:hint="eastAsia"/>
+        </w:rPr>
       </w:pPr>
       <w:r>
         <w:t>CPU访问主存时，先要找到需要访问的存储单元，因此设置地址寄存器来存放被访问单元的地址。</w:t>
@@ -1752,6 +2398,9 @@
           <w:tab w:val="left" w:pos="2100"/>
           <w:tab w:val="left" w:pos="3540"/>
         </w:tabs>
+        <w:rPr>
+          <w:rFonts w:hint="eastAsia"/>
+        </w:rPr>
       </w:pPr>
       <w:r>
         <w:tab/>
@@ -1773,6 +2422,9 @@
           <w:tab w:val="left" w:pos="2100"/>
           <w:tab w:val="left" w:pos="3540"/>
         </w:tabs>
+        <w:rPr>
+          <w:rFonts w:hint="eastAsia"/>
+        </w:rPr>
       </w:pPr>
       <w:r>
         <w:rPr>
@@ -1793,8 +2445,19 @@
         <w:t>R。</w:t>
       </w:r>
     </w:p>
-    <w:p/>
-    <w:p>
+    <w:p>
+      <w:pPr>
+        <w:rPr>
+          <w:rFonts w:hint="eastAsia"/>
+        </w:rPr>
+      </w:pPr>
+    </w:p>
+    <w:p>
+      <w:pPr>
+        <w:rPr>
+          <w:rFonts w:hint="eastAsia"/>
+        </w:rPr>
+      </w:pPr>
       <w:r>
         <w:rPr>
           <w:rFonts w:hint="eastAsia"/>
@@ -1812,6 +2475,11 @@
       </w:r>
     </w:p>
     <w:p>
+      <w:pPr>
+        <w:rPr>
+          <w:rFonts w:hint="eastAsia"/>
+        </w:rPr>
+      </w:pPr>
       <w:r>
         <w:tab/>
         <w:t xml:space="preserve">1. </w:t>
@@ -1824,6 +2492,11 @@
       </w:r>
     </w:p>
     <w:p>
+      <w:pPr>
+        <w:rPr>
+          <w:rFonts w:hint="eastAsia"/>
+        </w:rPr>
+      </w:pPr>
       <w:r>
         <w:tab/>
         <w:t>2.</w:t>
@@ -1836,6 +2509,11 @@
       </w:r>
     </w:p>
     <w:p>
+      <w:pPr>
+        <w:rPr>
+          <w:rFonts w:hint="eastAsia"/>
+        </w:rPr>
+      </w:pPr>
       <w:r>
         <w:tab/>
         <w:t>3.</w:t>
@@ -1847,8 +2525,19 @@
         <w:t xml:space="preserve"> 多组内总线结构</w:t>
       </w:r>
     </w:p>
-    <w:p/>
-    <w:p>
+    <w:p>
+      <w:pPr>
+        <w:rPr>
+          <w:rFonts w:hint="eastAsia"/>
+        </w:rPr>
+      </w:pPr>
+    </w:p>
+    <w:p>
+      <w:pPr>
+        <w:rPr>
+          <w:rFonts w:hint="eastAsia"/>
+        </w:rPr>
+      </w:pPr>
       <w:r>
         <w:rPr>
           <w:rFonts w:hint="eastAsia"/>
@@ -1866,6 +2555,11 @@
       </w:r>
     </w:p>
     <w:p>
+      <w:pPr>
+        <w:rPr>
+          <w:rFonts w:hint="eastAsia"/>
+        </w:rPr>
+      </w:pPr>
       <w:r>
         <w:rPr>
           <w:rFonts w:hint="eastAsia"/>
@@ -1880,6 +2574,11 @@
       </w:r>
     </w:p>
     <w:p>
+      <w:pPr>
+        <w:rPr>
+          <w:rFonts w:hint="eastAsia"/>
+        </w:rPr>
+      </w:pPr>
       <w:r>
         <w:tab/>
       </w:r>
@@ -1894,6 +2593,11 @@
       </w:r>
     </w:p>
     <w:p>
+      <w:pPr>
+        <w:rPr>
+          <w:rFonts w:hint="eastAsia"/>
+        </w:rPr>
+      </w:pPr>
       <w:r>
         <w:tab/>
       </w:r>
@@ -1901,10 +2605,29 @@
         <w:rPr>
           <w:rFonts w:hint="eastAsia"/>
         </w:rPr>
-        <w:t>各步操作的衔接、各部件之间的数据传送受严格同步时钟定时控制。</w:t>
-      </w:r>
-    </w:p>
-    <w:p>
+        <w:t>各步操作的衔接、各部件之间的数据</w:t>
+      </w:r>
+      <w:proofErr w:type="gramStart"/>
+      <w:r>
+        <w:rPr>
+          <w:rFonts w:hint="eastAsia"/>
+        </w:rPr>
+        <w:t>传送受</w:t>
+      </w:r>
+      <w:proofErr w:type="gramEnd"/>
+      <w:r>
+        <w:rPr>
+          <w:rFonts w:hint="eastAsia"/>
+        </w:rPr>
+        <w:t>严格同步时钟定时控制。</w:t>
+      </w:r>
+    </w:p>
+    <w:p>
+      <w:pPr>
+        <w:rPr>
+          <w:rFonts w:hint="eastAsia"/>
+        </w:rPr>
+      </w:pPr>
       <w:r>
         <w:tab/>
       </w:r>
@@ -1916,6 +2639,11 @@
       </w:r>
     </w:p>
     <w:p>
+      <w:pPr>
+        <w:rPr>
+          <w:rFonts w:hint="eastAsia"/>
+        </w:rPr>
+      </w:pPr>
       <w:r>
         <w:rPr>
           <w:rFonts w:hint="eastAsia"/>
@@ -1933,6 +2661,11 @@
       </w:r>
     </w:p>
     <w:p>
+      <w:pPr>
+        <w:rPr>
+          <w:rFonts w:hint="eastAsia"/>
+        </w:rPr>
+      </w:pPr>
       <w:r>
         <w:tab/>
       </w:r>
@@ -1947,6 +2680,11 @@
       </w:r>
     </w:p>
     <w:p>
+      <w:pPr>
+        <w:rPr>
+          <w:rFonts w:hint="eastAsia"/>
+        </w:rPr>
+      </w:pPr>
       <w:r>
         <w:tab/>
       </w:r>
@@ -1957,8 +2695,19 @@
         <w:t>系统总线</w:t>
       </w:r>
     </w:p>
-    <w:p/>
-    <w:p>
+    <w:p>
+      <w:pPr>
+        <w:rPr>
+          <w:rFonts w:hint="eastAsia"/>
+        </w:rPr>
+      </w:pPr>
+    </w:p>
+    <w:p>
+      <w:pPr>
+        <w:rPr>
+          <w:rFonts w:hint="eastAsia"/>
+        </w:rPr>
+      </w:pPr>
       <w:r>
         <w:rPr>
           <w:rFonts w:hint="eastAsia"/>
@@ -1981,8 +2730,19 @@
         <w:t>主设备：控制主线的设备。</w:t>
       </w:r>
     </w:p>
-    <w:p/>
-    <w:p>
+    <w:p>
+      <w:pPr>
+        <w:rPr>
+          <w:rFonts w:hint="eastAsia"/>
+        </w:rPr>
+      </w:pPr>
+    </w:p>
+    <w:p>
+      <w:pPr>
+        <w:rPr>
+          <w:rFonts w:hint="eastAsia"/>
+        </w:rPr>
+      </w:pPr>
       <w:r>
         <w:rPr>
           <w:rFonts w:hint="eastAsia"/>
@@ -2000,15 +2760,45 @@
       </w:r>
     </w:p>
     <w:p>
-      <w:r>
-        <w:rPr>
-          <w:rFonts w:hint="eastAsia"/>
-        </w:rPr>
-        <w:t>常见的做法是根据实际时间来分配时钟周期数，以适应不同场合的需要。各种操作仍然由时序信号来触发，只要是时钟周期的整数倍即可。</w:t>
-      </w:r>
-    </w:p>
-    <w:p/>
-    <w:p>
+      <w:pPr>
+        <w:rPr>
+          <w:rFonts w:hint="eastAsia"/>
+        </w:rPr>
+      </w:pPr>
+      <w:r>
+        <w:rPr>
+          <w:rFonts w:hint="eastAsia"/>
+        </w:rPr>
+        <w:t>常见的做法是根据实际时间来分配时钟周期数，以适应不同场合的需要。各种操作仍然由时序信号来触发，只要是时钟周期的整数</w:t>
+      </w:r>
+      <w:proofErr w:type="gramStart"/>
+      <w:r>
+        <w:rPr>
+          <w:rFonts w:hint="eastAsia"/>
+        </w:rPr>
+        <w:t>倍</w:t>
+      </w:r>
+      <w:proofErr w:type="gramEnd"/>
+      <w:r>
+        <w:rPr>
+          <w:rFonts w:hint="eastAsia"/>
+        </w:rPr>
+        <w:t>即可。</w:t>
+      </w:r>
+    </w:p>
+    <w:p>
+      <w:pPr>
+        <w:rPr>
+          <w:rFonts w:hint="eastAsia"/>
+        </w:rPr>
+      </w:pPr>
+    </w:p>
+    <w:p>
+      <w:pPr>
+        <w:rPr>
+          <w:rFonts w:hint="eastAsia"/>
+        </w:rPr>
+      </w:pPr>
       <w:r>
         <w:rPr>
           <w:rFonts w:hint="eastAsia"/>
@@ -2022,10 +2812,29 @@
         <w:rPr>
           <w:rFonts w:hint="eastAsia"/>
         </w:rPr>
-        <w:t>微程序控制器思想的基本要点：</w:t>
-      </w:r>
-    </w:p>
-    <w:p>
+        <w:t>微程序控制</w:t>
+      </w:r>
+      <w:proofErr w:type="gramStart"/>
+      <w:r>
+        <w:rPr>
+          <w:rFonts w:hint="eastAsia"/>
+        </w:rPr>
+        <w:t>器思想</w:t>
+      </w:r>
+      <w:proofErr w:type="gramEnd"/>
+      <w:r>
+        <w:rPr>
+          <w:rFonts w:hint="eastAsia"/>
+        </w:rPr>
+        <w:t>的基本要点：</w:t>
+      </w:r>
+    </w:p>
+    <w:p>
+      <w:pPr>
+        <w:rPr>
+          <w:rFonts w:hint="eastAsia"/>
+        </w:rPr>
+      </w:pPr>
       <w:r>
         <w:tab/>
       </w:r>
@@ -2037,6 +2846,11 @@
       </w:r>
     </w:p>
     <w:p>
+      <w:pPr>
+        <w:rPr>
+          <w:rFonts w:hint="eastAsia"/>
+        </w:rPr>
+      </w:pPr>
       <w:r>
         <w:tab/>
       </w:r>
@@ -2048,6 +2862,11 @@
       </w:r>
     </w:p>
     <w:p>
+      <w:pPr>
+        <w:rPr>
+          <w:rFonts w:hint="eastAsia"/>
+        </w:rPr>
+      </w:pPr>
       <w:r>
         <w:tab/>
       </w:r>
@@ -2058,8 +2877,19 @@
         <w:t>一条微指令包含机器指令一步操作所需的微命令</w:t>
       </w:r>
     </w:p>
-    <w:p/>
-    <w:p>
+    <w:p>
+      <w:pPr>
+        <w:rPr>
+          <w:rFonts w:hint="eastAsia"/>
+        </w:rPr>
+      </w:pPr>
+    </w:p>
+    <w:p>
+      <w:pPr>
+        <w:rPr>
+          <w:rFonts w:hint="eastAsia"/>
+        </w:rPr>
+      </w:pPr>
       <w:r>
         <w:rPr>
           <w:rFonts w:hint="eastAsia"/>
@@ -2076,8 +2906,19 @@
         <w:t>错误，并行加法器可以使用穿行进位链。</w:t>
       </w:r>
     </w:p>
-    <w:p/>
-    <w:p>
+    <w:p>
+      <w:pPr>
+        <w:rPr>
+          <w:rFonts w:hint="eastAsia"/>
+        </w:rPr>
+      </w:pPr>
+    </w:p>
+    <w:p>
+      <w:pPr>
+        <w:rPr>
+          <w:rFonts w:hint="eastAsia"/>
+        </w:rPr>
+      </w:pPr>
       <w:r>
         <w:rPr>
           <w:rFonts w:hint="eastAsia"/>
@@ -2095,6 +2936,11 @@
       </w:r>
     </w:p>
     <w:p>
+      <w:pPr>
+        <w:rPr>
+          <w:rFonts w:hint="eastAsia"/>
+        </w:rPr>
+      </w:pPr>
       <w:r>
         <w:rPr>
           <w:rFonts w:hint="eastAsia"/>
@@ -2102,8 +2948,19 @@
         <w:t>串行进位链、并行进位链、分组进位模式（组内并行进位链、组间并行进位链）</w:t>
       </w:r>
     </w:p>
-    <w:p/>
-    <w:p>
+    <w:p>
+      <w:pPr>
+        <w:rPr>
+          <w:rFonts w:hint="eastAsia"/>
+        </w:rPr>
+      </w:pPr>
+    </w:p>
+    <w:p>
+      <w:pPr>
+        <w:rPr>
+          <w:rFonts w:hint="eastAsia"/>
+        </w:rPr>
+      </w:pPr>
       <w:r>
         <w:rPr>
           <w:rFonts w:hint="eastAsia"/>
@@ -2121,6 +2978,11 @@
       </w:r>
     </w:p>
     <w:p>
+      <w:pPr>
+        <w:rPr>
+          <w:rFonts w:hint="eastAsia"/>
+        </w:rPr>
+      </w:pPr>
       <w:r>
         <w:rPr>
           <w:rFonts w:hint="eastAsia"/>
@@ -2135,6 +2997,11 @@
       </w:r>
     </w:p>
     <w:p>
+      <w:pPr>
+        <w:rPr>
+          <w:rFonts w:hint="eastAsia"/>
+        </w:rPr>
+      </w:pPr>
       <w:r>
         <w:rPr>
           <w:rFonts w:hint="eastAsia"/>
@@ -2163,8 +3030,19 @@
         <w:t>。</w:t>
       </w:r>
     </w:p>
-    <w:p/>
-    <w:p>
+    <w:p>
+      <w:pPr>
+        <w:rPr>
+          <w:rFonts w:hint="eastAsia"/>
+        </w:rPr>
+      </w:pPr>
+    </w:p>
+    <w:p>
+      <w:pPr>
+        <w:rPr>
+          <w:rFonts w:hint="eastAsia"/>
+        </w:rPr>
+      </w:pPr>
       <w:r>
         <w:rPr>
           <w:rFonts w:hint="eastAsia"/>
@@ -2191,6 +3069,11 @@
       </w:r>
     </w:p>
     <w:p>
+      <w:pPr>
+        <w:rPr>
+          <w:rFonts w:hint="eastAsia"/>
+        </w:rPr>
+      </w:pPr>
       <w:r>
         <w:rPr>
           <w:rFonts w:hint="eastAsia"/>
@@ -2216,8 +3099,19 @@
         <w:t>微命令</w:t>
       </w:r>
     </w:p>
-    <w:p/>
-    <w:p>
+    <w:p>
+      <w:pPr>
+        <w:rPr>
+          <w:rFonts w:hint="eastAsia"/>
+        </w:rPr>
+      </w:pPr>
+    </w:p>
+    <w:p>
+      <w:pPr>
+        <w:rPr>
+          <w:rFonts w:hint="eastAsia"/>
+        </w:rPr>
+      </w:pPr>
       <w:r>
         <w:rPr>
           <w:rFonts w:hint="eastAsia"/>
@@ -2232,11 +3126,30 @@
       </w:r>
     </w:p>
     <w:p>
-      <w:r>
-        <w:rPr>
-          <w:rFonts w:hint="eastAsia"/>
-        </w:rPr>
-        <w:t>微命令是微操作的控制信号</w:t>
+      <w:pPr>
+        <w:rPr>
+          <w:rFonts w:hint="eastAsia"/>
+        </w:rPr>
+      </w:pPr>
+      <w:r>
+        <w:rPr>
+          <w:rFonts w:hint="eastAsia"/>
+        </w:rPr>
+        <w:t>微命令是</w:t>
+      </w:r>
+      <w:proofErr w:type="gramStart"/>
+      <w:r>
+        <w:rPr>
+          <w:rFonts w:hint="eastAsia"/>
+        </w:rPr>
+        <w:t>微操作</w:t>
+      </w:r>
+      <w:proofErr w:type="gramEnd"/>
+      <w:r>
+        <w:rPr>
+          <w:rFonts w:hint="eastAsia"/>
+        </w:rPr>
+        <w:t>的控制信号</w:t>
       </w:r>
       <w:r>
         <w:rPr>
@@ -2249,6 +3162,11 @@
       </w:r>
     </w:p>
     <w:p>
+      <w:pPr>
+        <w:rPr>
+          <w:rFonts w:hint="eastAsia"/>
+        </w:rPr>
+      </w:pPr>
       <w:r>
         <w:rPr>
           <w:rFonts w:hint="eastAsia"/>
@@ -2272,6 +3190,11 @@
       </w:r>
     </w:p>
     <w:p>
+      <w:pPr>
+        <w:rPr>
+          <w:rFonts w:hint="eastAsia"/>
+        </w:rPr>
+      </w:pPr>
       <w:r>
         <w:rPr>
           <w:rFonts w:hint="eastAsia"/>
@@ -2282,10 +3205,29 @@
         <w:rPr>
           <w:rFonts w:hint="eastAsia"/>
         </w:rPr>
-        <w:t>通常指从控制存储器中读取一条微指令并执行相应的微操作所需的时间。</w:t>
-      </w:r>
-    </w:p>
-    <w:p>
+        <w:t>通常指从控制存储器中读取一条微指令并执行相应的</w:t>
+      </w:r>
+      <w:proofErr w:type="gramStart"/>
+      <w:r>
+        <w:rPr>
+          <w:rFonts w:hint="eastAsia"/>
+        </w:rPr>
+        <w:t>微操作</w:t>
+      </w:r>
+      <w:proofErr w:type="gramEnd"/>
+      <w:r>
+        <w:rPr>
+          <w:rFonts w:hint="eastAsia"/>
+        </w:rPr>
+        <w:t>所需的时间。</w:t>
+      </w:r>
+    </w:p>
+    <w:p>
+      <w:pPr>
+        <w:rPr>
+          <w:rFonts w:hint="eastAsia"/>
+        </w:rPr>
+      </w:pPr>
       <w:r>
         <w:rPr>
           <w:rFonts w:hint="eastAsia"/>
@@ -2299,8 +3241,19 @@
         <w:t>一段微程序可包含多条微指令</w:t>
       </w:r>
     </w:p>
-    <w:p/>
-    <w:p>
+    <w:p>
+      <w:pPr>
+        <w:rPr>
+          <w:rFonts w:hint="eastAsia"/>
+        </w:rPr>
+      </w:pPr>
+    </w:p>
+    <w:p>
+      <w:pPr>
+        <w:rPr>
+          <w:rFonts w:hint="eastAsia"/>
+        </w:rPr>
+      </w:pPr>
       <w:r>
         <w:rPr>
           <w:rFonts w:hint="eastAsia"/>
@@ -2316,17 +3269,46 @@
         </w:rPr>
         <w:t xml:space="preserve"> ∑</w:t>
       </w:r>
-      <w:r>
-        <w:t>i  = ( Ai ⊕ Bi  ) ⊕ Ci-1</w:t>
-      </w:r>
-    </w:p>
-    <w:p>
-      <w:r>
-        <w:t>Ci = Ai Bi + (Ai⊕ Bi ) Ci-1</w:t>
-      </w:r>
-    </w:p>
-    <w:p/>
-    <w:p>
+      <w:proofErr w:type="spellStart"/>
+      <w:r>
+        <w:t>i</w:t>
+      </w:r>
+      <w:proofErr w:type="spellEnd"/>
+      <w:r>
+        <w:t xml:space="preserve">  = ( Ai ⊕ Bi  ) ⊕ Ci-1</w:t>
+      </w:r>
+    </w:p>
+    <w:p>
+      <w:pPr>
+        <w:rPr>
+          <w:rFonts w:hint="eastAsia"/>
+        </w:rPr>
+      </w:pPr>
+      <w:r>
+        <w:t xml:space="preserve">Ci = Ai Bi + (Ai⊕ </w:t>
+      </w:r>
+      <w:proofErr w:type="gramStart"/>
+      <w:r>
+        <w:t>Bi )</w:t>
+      </w:r>
+      <w:proofErr w:type="gramEnd"/>
+      <w:r>
+        <w:t xml:space="preserve"> Ci-1</w:t>
+      </w:r>
+    </w:p>
+    <w:p>
+      <w:pPr>
+        <w:rPr>
+          <w:rFonts w:hint="eastAsia"/>
+        </w:rPr>
+      </w:pPr>
+    </w:p>
+    <w:p>
+      <w:pPr>
+        <w:rPr>
+          <w:rFonts w:hint="eastAsia"/>
+        </w:rPr>
+      </w:pPr>
       <w:r>
         <w:rPr>
           <w:rFonts w:hint="eastAsia"/>
@@ -2356,6 +3338,11 @@
       </w:r>
     </w:p>
     <w:p>
+      <w:pPr>
+        <w:rPr>
+          <w:rFonts w:hint="eastAsia"/>
+        </w:rPr>
+      </w:pPr>
       <w:r>
         <w:rPr>
           <w:rFonts w:hint="eastAsia"/>
@@ -2372,7 +3359,13 @@
         <w:t>, 用于规定各项操作所需时间和时机。</w:t>
       </w:r>
     </w:p>
-    <w:p/>
+    <w:p>
+      <w:pPr>
+        <w:rPr>
+          <w:rFonts w:hint="eastAsia"/>
+        </w:rPr>
+      </w:pPr>
+    </w:p>
     <w:p>
       <w:pPr>
         <w:numPr>
@@ -2381,6 +3374,7 @@
         </w:numPr>
         <w:jc w:val="center"/>
         <w:rPr>
+          <w:rFonts w:hint="eastAsia"/>
           <w:b/>
           <w:bCs/>
           <w:sz w:val="24"/>
@@ -2402,6 +3396,9 @@
           <w:ilvl w:val="0"/>
           <w:numId w:val="8"/>
         </w:numPr>
+        <w:rPr>
+          <w:rFonts w:hint="eastAsia"/>
+        </w:rPr>
       </w:pPr>
       <w:r>
         <w:rPr>
@@ -2411,6 +3408,11 @@
       </w:r>
     </w:p>
     <w:p>
+      <w:pPr>
+        <w:rPr>
+          <w:rFonts w:hint="eastAsia"/>
+        </w:rPr>
+      </w:pPr>
       <w:r>
         <w:rPr>
           <w:rFonts w:hint="eastAsia"/>
@@ -2419,6 +3421,11 @@
       </w:r>
     </w:p>
     <w:p>
+      <w:pPr>
+        <w:rPr>
+          <w:rFonts w:hint="eastAsia"/>
+        </w:rPr>
+      </w:pPr>
       <w:r>
         <w:rPr>
           <w:rFonts w:hint="eastAsia"/>
@@ -2427,6 +3434,11 @@
       </w:r>
     </w:p>
     <w:p>
+      <w:pPr>
+        <w:rPr>
+          <w:rFonts w:hint="eastAsia"/>
+        </w:rPr>
+      </w:pPr>
       <w:r>
         <w:rPr>
           <w:rFonts w:hint="eastAsia"/>
@@ -2444,6 +3456,11 @@
       </w:r>
     </w:p>
     <w:p>
+      <w:pPr>
+        <w:rPr>
+          <w:rFonts w:hint="eastAsia"/>
+        </w:rPr>
+      </w:pPr>
       <w:r>
         <w:rPr>
           <w:rFonts w:hint="eastAsia"/>
@@ -2452,6 +3469,11 @@
       </w:r>
     </w:p>
     <w:p>
+      <w:pPr>
+        <w:rPr>
+          <w:rFonts w:hint="eastAsia"/>
+        </w:rPr>
+      </w:pPr>
       <w:r>
         <w:rPr>
           <w:rFonts w:hint="eastAsia"/>
@@ -2460,6 +3482,11 @@
       </w:r>
     </w:p>
     <w:p>
+      <w:pPr>
+        <w:rPr>
+          <w:rFonts w:hint="eastAsia"/>
+        </w:rPr>
+      </w:pPr>
       <w:r>
         <w:rPr>
           <w:rFonts w:hint="eastAsia"/>
@@ -2468,6 +3495,11 @@
       </w:r>
     </w:p>
     <w:p>
+      <w:pPr>
+        <w:rPr>
+          <w:rFonts w:hint="eastAsia"/>
+        </w:rPr>
+      </w:pPr>
       <w:r>
         <w:rPr>
           <w:rFonts w:hint="eastAsia"/>
@@ -2485,6 +3517,11 @@
       </w:r>
     </w:p>
     <w:p>
+      <w:pPr>
+        <w:rPr>
+          <w:rFonts w:hint="eastAsia"/>
+        </w:rPr>
+      </w:pPr>
       <w:r>
         <w:rPr>
           <w:rFonts w:hint="eastAsia"/>
@@ -2493,6 +3530,11 @@
       </w:r>
     </w:p>
     <w:p>
+      <w:pPr>
+        <w:rPr>
+          <w:rFonts w:hint="eastAsia"/>
+        </w:rPr>
+      </w:pPr>
       <w:r>
         <w:rPr>
           <w:rFonts w:hint="eastAsia"/>
@@ -2500,8 +3542,19 @@
         <w:t>半导体存储器逻辑设计：(地址分配、片选逻辑、逻辑框图)，片选逻辑采用全/部分译码方式。</w:t>
       </w:r>
     </w:p>
-    <w:p/>
-    <w:p>
+    <w:p>
+      <w:pPr>
+        <w:rPr>
+          <w:rFonts w:hint="eastAsia"/>
+        </w:rPr>
+      </w:pPr>
+    </w:p>
+    <w:p>
+      <w:pPr>
+        <w:rPr>
+          <w:rFonts w:hint="eastAsia"/>
+        </w:rPr>
+      </w:pPr>
       <w:r>
         <w:rPr>
           <w:rFonts w:hint="eastAsia"/>
@@ -2531,6 +3584,11 @@
       </w:r>
     </w:p>
     <w:p>
+      <w:pPr>
+        <w:rPr>
+          <w:rFonts w:hint="eastAsia"/>
+        </w:rPr>
+      </w:pPr>
       <w:r>
         <w:rPr>
           <w:rFonts w:hint="eastAsia"/>
@@ -2551,6 +3609,11 @@
       </w:r>
     </w:p>
     <w:p>
+      <w:pPr>
+        <w:rPr>
+          <w:rFonts w:hint="eastAsia"/>
+        </w:rPr>
+      </w:pPr>
       <w:r>
         <w:rPr>
           <w:rFonts w:hint="eastAsia"/>
@@ -2570,8 +3633,19 @@
         <w:t>容量大、速度慢</w:t>
       </w:r>
     </w:p>
-    <w:p/>
-    <w:p>
+    <w:p>
+      <w:pPr>
+        <w:rPr>
+          <w:rFonts w:hint="eastAsia"/>
+        </w:rPr>
+      </w:pPr>
+    </w:p>
+    <w:p>
+      <w:pPr>
+        <w:rPr>
+          <w:rFonts w:hint="eastAsia"/>
+        </w:rPr>
+      </w:pPr>
       <w:r>
         <w:rPr>
           <w:rFonts w:hint="eastAsia"/>
@@ -2633,8 +3707,19 @@
         <w:t>的问题</w:t>
       </w:r>
     </w:p>
-    <w:p/>
-    <w:p>
+    <w:p>
+      <w:pPr>
+        <w:rPr>
+          <w:rFonts w:hint="eastAsia"/>
+        </w:rPr>
+      </w:pPr>
+    </w:p>
+    <w:p>
+      <w:pPr>
+        <w:rPr>
+          <w:rFonts w:hint="eastAsia"/>
+        </w:rPr>
+      </w:pPr>
       <w:r>
         <w:rPr>
           <w:rFonts w:hint="eastAsia"/>
@@ -2658,6 +3743,11 @@
       </w:r>
     </w:p>
     <w:p>
+      <w:pPr>
+        <w:rPr>
+          <w:rFonts w:hint="eastAsia"/>
+        </w:rPr>
+      </w:pPr>
       <w:r>
         <w:rPr>
           <w:rFonts w:hint="eastAsia"/>
@@ -2665,8 +3755,19 @@
         <w:t>半导体存储器、磁表面存储器、光盘存储器</w:t>
       </w:r>
     </w:p>
-    <w:p/>
-    <w:p>
+    <w:p>
+      <w:pPr>
+        <w:rPr>
+          <w:rFonts w:hint="eastAsia"/>
+        </w:rPr>
+      </w:pPr>
+    </w:p>
+    <w:p>
+      <w:pPr>
+        <w:rPr>
+          <w:rFonts w:hint="eastAsia"/>
+        </w:rPr>
+      </w:pPr>
       <w:r>
         <w:rPr>
           <w:rFonts w:hint="eastAsia"/>
@@ -2693,6 +3794,11 @@
       </w:r>
     </w:p>
     <w:p>
+      <w:pPr>
+        <w:rPr>
+          <w:rFonts w:hint="eastAsia"/>
+        </w:rPr>
+      </w:pPr>
       <w:r>
         <w:tab/>
       </w:r>
@@ -2704,6 +3810,11 @@
       </w:r>
     </w:p>
     <w:p>
+      <w:pPr>
+        <w:rPr>
+          <w:rFonts w:hint="eastAsia"/>
+        </w:rPr>
+      </w:pPr>
       <w:r>
         <w:rPr>
           <w:rFonts w:hint="eastAsia"/>
@@ -2721,8 +3832,12 @@
       </w:r>
     </w:p>
     <w:p>
-      <w:r>
-        <w:lastRenderedPageBreak/>
+      <w:pPr>
+        <w:rPr>
+          <w:rFonts w:hint="eastAsia"/>
+        </w:rPr>
+      </w:pPr>
+      <w:r>
         <w:tab/>
       </w:r>
       <w:r>
@@ -2733,6 +3848,11 @@
       </w:r>
     </w:p>
     <w:p>
+      <w:pPr>
+        <w:rPr>
+          <w:rFonts w:hint="eastAsia"/>
+        </w:rPr>
+      </w:pPr>
       <w:r>
         <w:rPr>
           <w:rFonts w:hint="eastAsia"/>
@@ -2750,6 +3870,11 @@
       </w:r>
     </w:p>
     <w:p>
+      <w:pPr>
+        <w:rPr>
+          <w:rFonts w:hint="eastAsia"/>
+        </w:rPr>
+      </w:pPr>
       <w:r>
         <w:tab/>
       </w:r>
@@ -2760,8 +3885,19 @@
         <w:t>磁盘、光盘</w:t>
       </w:r>
     </w:p>
-    <w:p/>
-    <w:p>
+    <w:p>
+      <w:pPr>
+        <w:rPr>
+          <w:rFonts w:hint="eastAsia"/>
+        </w:rPr>
+      </w:pPr>
+    </w:p>
+    <w:p>
+      <w:pPr>
+        <w:rPr>
+          <w:rFonts w:hint="eastAsia"/>
+        </w:rPr>
+      </w:pPr>
       <w:r>
         <w:rPr>
           <w:rFonts w:hint="eastAsia"/>
@@ -2790,8 +3926,19 @@
         <w:t>电路内部交叉反馈机制。功耗较大，速度快，一般用于Cache，</w:t>
       </w:r>
     </w:p>
-    <w:p/>
-    <w:p>
+    <w:p>
+      <w:pPr>
+        <w:rPr>
+          <w:rFonts w:hint="eastAsia"/>
+        </w:rPr>
+      </w:pPr>
+    </w:p>
+    <w:p>
+      <w:pPr>
+        <w:rPr>
+          <w:rFonts w:hint="eastAsia"/>
+        </w:rPr>
+      </w:pPr>
       <w:r>
         <w:rPr>
           <w:rFonts w:hint="eastAsia"/>
@@ -2806,6 +3953,11 @@
       </w:r>
     </w:p>
     <w:p>
+      <w:pPr>
+        <w:rPr>
+          <w:rFonts w:hint="eastAsia"/>
+        </w:rPr>
+      </w:pPr>
       <w:r>
         <w:rPr>
           <w:rFonts w:hint="eastAsia"/>
@@ -2814,6 +3966,11 @@
       </w:r>
     </w:p>
     <w:p>
+      <w:pPr>
+        <w:rPr>
+          <w:rFonts w:hint="eastAsia"/>
+        </w:rPr>
+      </w:pPr>
       <w:r>
         <w:rPr>
           <w:rFonts w:hint="eastAsia"/>
@@ -2822,6 +3979,11 @@
       </w:r>
     </w:p>
     <w:p>
+      <w:pPr>
+        <w:rPr>
+          <w:rFonts w:hint="eastAsia"/>
+        </w:rPr>
+      </w:pPr>
       <w:r>
         <w:rPr>
           <w:rFonts w:hint="eastAsia"/>
@@ -2829,8 +3991,19 @@
         <w:t>单管单元是破坏性读出，读出后需重写</w:t>
       </w:r>
     </w:p>
-    <w:p/>
-    <w:p>
+    <w:p>
+      <w:pPr>
+        <w:rPr>
+          <w:rFonts w:hint="eastAsia"/>
+        </w:rPr>
+      </w:pPr>
+    </w:p>
+    <w:p>
+      <w:pPr>
+        <w:rPr>
+          <w:rFonts w:hint="eastAsia"/>
+        </w:rPr>
+      </w:pPr>
       <w:r>
         <w:rPr>
           <w:rFonts w:hint="eastAsia"/>
@@ -2848,6 +4021,11 @@
       </w:r>
     </w:p>
     <w:p>
+      <w:pPr>
+        <w:rPr>
+          <w:rFonts w:hint="eastAsia"/>
+        </w:rPr>
+      </w:pPr>
       <w:r>
         <w:tab/>
         <w:t>1.</w:t>
@@ -2875,6 +4053,11 @@
       </w:r>
     </w:p>
     <w:p>
+      <w:pPr>
+        <w:rPr>
+          <w:rFonts w:hint="eastAsia"/>
+        </w:rPr>
+      </w:pPr>
       <w:r>
         <w:tab/>
         <w:t>2.</w:t>
@@ -2908,6 +4091,11 @@
       </w:r>
     </w:p>
     <w:p>
+      <w:pPr>
+        <w:rPr>
+          <w:rFonts w:hint="eastAsia"/>
+        </w:rPr>
+      </w:pPr>
       <w:r>
         <w:tab/>
         <w:t>3.</w:t>
@@ -2934,8 +4122,19 @@
         <w:t>。</w:t>
       </w:r>
     </w:p>
-    <w:p/>
-    <w:p>
+    <w:p>
+      <w:pPr>
+        <w:rPr>
+          <w:rFonts w:hint="eastAsia"/>
+        </w:rPr>
+      </w:pPr>
+    </w:p>
+    <w:p>
+      <w:pPr>
+        <w:rPr>
+          <w:rFonts w:hint="eastAsia"/>
+        </w:rPr>
+      </w:pPr>
       <w:r>
         <w:rPr>
           <w:rFonts w:hint="eastAsia"/>
@@ -2962,6 +4161,11 @@
       </w:r>
     </w:p>
     <w:p>
+      <w:pPr>
+        <w:rPr>
+          <w:rFonts w:hint="eastAsia"/>
+        </w:rPr>
+      </w:pPr>
       <w:r>
         <w:rPr>
           <w:rFonts w:hint="eastAsia"/>
@@ -2986,6 +4190,7 @@
         </w:numPr>
         <w:jc w:val="center"/>
         <w:rPr>
+          <w:rFonts w:hint="eastAsia"/>
           <w:b/>
           <w:bCs/>
           <w:sz w:val="24"/>
@@ -3007,6 +4212,9 @@
           <w:ilvl w:val="0"/>
           <w:numId w:val="9"/>
         </w:numPr>
+        <w:rPr>
+          <w:rFonts w:hint="eastAsia"/>
+        </w:rPr>
       </w:pPr>
       <w:r>
         <w:rPr>
@@ -3021,6 +4229,9 @@
           <w:ilvl w:val="0"/>
           <w:numId w:val="10"/>
         </w:numPr>
+        <w:rPr>
+          <w:rFonts w:hint="eastAsia"/>
+        </w:rPr>
       </w:pPr>
       <w:r>
         <w:rPr>
@@ -3035,6 +4246,9 @@
           <w:ilvl w:val="0"/>
           <w:numId w:val="10"/>
         </w:numPr>
+        <w:rPr>
+          <w:rFonts w:hint="eastAsia"/>
+        </w:rPr>
       </w:pPr>
       <w:r>
         <w:rPr>
@@ -3049,6 +4263,9 @@
           <w:ilvl w:val="0"/>
           <w:numId w:val="10"/>
         </w:numPr>
+        <w:rPr>
+          <w:rFonts w:hint="eastAsia"/>
+        </w:rPr>
       </w:pPr>
       <w:r>
         <w:rPr>
@@ -3063,6 +4280,9 @@
           <w:ilvl w:val="0"/>
           <w:numId w:val="10"/>
         </w:numPr>
+        <w:rPr>
+          <w:rFonts w:hint="eastAsia"/>
+        </w:rPr>
       </w:pPr>
       <w:r>
         <w:rPr>
@@ -3077,6 +4297,9 @@
           <w:ilvl w:val="0"/>
           <w:numId w:val="10"/>
         </w:numPr>
+        <w:rPr>
+          <w:rFonts w:hint="eastAsia"/>
+        </w:rPr>
       </w:pPr>
       <w:r>
         <w:rPr>
@@ -3091,6 +4314,9 @@
           <w:ilvl w:val="0"/>
           <w:numId w:val="10"/>
         </w:numPr>
+        <w:rPr>
+          <w:rFonts w:hint="eastAsia"/>
+        </w:rPr>
       </w:pPr>
       <w:r>
         <w:rPr>
@@ -3105,6 +4331,9 @@
           <w:ilvl w:val="0"/>
           <w:numId w:val="10"/>
         </w:numPr>
+        <w:rPr>
+          <w:rFonts w:hint="eastAsia"/>
+        </w:rPr>
       </w:pPr>
       <w:r>
         <w:rPr>
@@ -3113,8 +4342,19 @@
         <w:t>程序直传方式，中断方式，DMA方式之间的区别？</w:t>
       </w:r>
     </w:p>
-    <w:p/>
-    <w:p>
+    <w:p>
+      <w:pPr>
+        <w:rPr>
+          <w:rFonts w:hint="eastAsia"/>
+        </w:rPr>
+      </w:pPr>
+    </w:p>
+    <w:p>
+      <w:pPr>
+        <w:rPr>
+          <w:rFonts w:hint="eastAsia"/>
+        </w:rPr>
+      </w:pPr>
       <w:r>
         <w:rPr>
           <w:rFonts w:hint="eastAsia"/>
@@ -3131,8 +4371,19 @@
         <w:t>数据信息，地址信息，控制信息</w:t>
       </w:r>
     </w:p>
-    <w:p/>
-    <w:p>
+    <w:p>
+      <w:pPr>
+        <w:rPr>
+          <w:rFonts w:hint="eastAsia"/>
+        </w:rPr>
+      </w:pPr>
+    </w:p>
+    <w:p>
+      <w:pPr>
+        <w:rPr>
+          <w:rFonts w:hint="eastAsia"/>
+        </w:rPr>
+      </w:pPr>
       <w:r>
         <w:rPr>
           <w:rFonts w:hint="eastAsia"/>
@@ -3153,6 +4404,11 @@
       </w:r>
     </w:p>
     <w:p>
+      <w:pPr>
+        <w:rPr>
+          <w:rFonts w:hint="eastAsia"/>
+        </w:rPr>
+      </w:pPr>
       <w:r>
         <w:rPr>
           <w:rFonts w:hint="eastAsia"/>
@@ -3161,6 +4417,11 @@
       </w:r>
     </w:p>
     <w:p>
+      <w:pPr>
+        <w:rPr>
+          <w:rFonts w:hint="eastAsia"/>
+        </w:rPr>
+      </w:pPr>
       <w:r>
         <w:tab/>
       </w:r>
@@ -3202,6 +4463,11 @@
       </w:r>
     </w:p>
     <w:p>
+      <w:pPr>
+        <w:rPr>
+          <w:rFonts w:hint="eastAsia"/>
+        </w:rPr>
+      </w:pPr>
       <w:r>
         <w:tab/>
       </w:r>
@@ -3243,6 +4509,11 @@
       </w:r>
     </w:p>
     <w:p>
+      <w:pPr>
+        <w:rPr>
+          <w:rFonts w:hint="eastAsia"/>
+        </w:rPr>
+      </w:pPr>
       <w:r>
         <w:rPr>
           <w:rFonts w:hint="eastAsia"/>
@@ -3251,6 +4522,11 @@
       </w:r>
     </w:p>
     <w:p>
+      <w:pPr>
+        <w:rPr>
+          <w:rFonts w:hint="eastAsia"/>
+        </w:rPr>
+      </w:pPr>
       <w:r>
         <w:tab/>
       </w:r>
@@ -3268,6 +4544,11 @@
       </w:r>
     </w:p>
     <w:p>
+      <w:pPr>
+        <w:rPr>
+          <w:rFonts w:hint="eastAsia"/>
+        </w:rPr>
+      </w:pPr>
       <w:r>
         <w:tab/>
       </w:r>
@@ -3288,6 +4569,11 @@
       </w:r>
     </w:p>
     <w:p>
+      <w:pPr>
+        <w:rPr>
+          <w:rFonts w:hint="eastAsia"/>
+        </w:rPr>
+      </w:pPr>
       <w:r>
         <w:tab/>
       </w:r>
@@ -3307,8 +4593,19 @@
         <w:t>(软中断指令可插入程序任何位置)</w:t>
       </w:r>
     </w:p>
-    <w:p/>
-    <w:p>
+    <w:p>
+      <w:pPr>
+        <w:rPr>
+          <w:rFonts w:hint="eastAsia"/>
+        </w:rPr>
+      </w:pPr>
+    </w:p>
+    <w:p>
+      <w:pPr>
+        <w:rPr>
+          <w:rFonts w:hint="eastAsia"/>
+        </w:rPr>
+      </w:pPr>
       <w:r>
         <w:rPr>
           <w:rFonts w:hint="eastAsia"/>
@@ -3332,6 +4629,11 @@
       </w:r>
     </w:p>
     <w:p>
+      <w:pPr>
+        <w:rPr>
+          <w:rFonts w:hint="eastAsia"/>
+        </w:rPr>
+      </w:pPr>
       <w:r>
         <w:rPr>
           <w:rFonts w:hint="eastAsia"/>
@@ -3346,6 +4648,11 @@
       </w:r>
     </w:p>
     <w:p>
+      <w:pPr>
+        <w:rPr>
+          <w:rFonts w:hint="eastAsia"/>
+        </w:rPr>
+      </w:pPr>
       <w:r>
         <w:rPr>
           <w:rFonts w:hint="eastAsia"/>
@@ -3359,10 +4666,23 @@
         <w:t>访问中断向量表的地址码</w:t>
       </w:r>
       <w:r>
-        <w:t>,可通过中断类型码计算得到</w:t>
-      </w:r>
-    </w:p>
-    <w:p>
+        <w:t>,可通过中断类型</w:t>
+      </w:r>
+      <w:proofErr w:type="gramStart"/>
+      <w:r>
+        <w:t>码计算</w:t>
+      </w:r>
+      <w:proofErr w:type="gramEnd"/>
+      <w:r>
+        <w:t>得到</w:t>
+      </w:r>
+    </w:p>
+    <w:p>
+      <w:pPr>
+        <w:rPr>
+          <w:rFonts w:hint="eastAsia"/>
+        </w:rPr>
+      </w:pPr>
       <w:r>
         <w:rPr>
           <w:rFonts w:hint="eastAsia"/>
@@ -3382,8 +4702,19 @@
         <w:t>。</w:t>
       </w:r>
     </w:p>
-    <w:p/>
-    <w:p>
+    <w:p>
+      <w:pPr>
+        <w:rPr>
+          <w:rFonts w:hint="eastAsia"/>
+        </w:rPr>
+      </w:pPr>
+    </w:p>
+    <w:p>
+      <w:pPr>
+        <w:rPr>
+          <w:rFonts w:hint="eastAsia"/>
+        </w:rPr>
+      </w:pPr>
       <w:r>
         <w:rPr>
           <w:rFonts w:hint="eastAsia"/>
@@ -3403,7 +4734,21 @@
         <w:rPr>
           <w:rFonts w:hint="eastAsia"/>
         </w:rPr>
-        <w:t>由硬件通过向量表直接提供服务程序入口地址</w:t>
+        <w:t>由硬件通过向量</w:t>
+      </w:r>
+      <w:proofErr w:type="gramStart"/>
+      <w:r>
+        <w:rPr>
+          <w:rFonts w:hint="eastAsia"/>
+        </w:rPr>
+        <w:t>表直接</w:t>
+      </w:r>
+      <w:proofErr w:type="gramEnd"/>
+      <w:r>
+        <w:rPr>
+          <w:rFonts w:hint="eastAsia"/>
+        </w:rPr>
+        <w:t>提供服务程序入口地址</w:t>
       </w:r>
       <w:r>
         <w:rPr>
@@ -3413,6 +4758,11 @@
       </w:r>
     </w:p>
     <w:p>
+      <w:pPr>
+        <w:rPr>
+          <w:rFonts w:hint="eastAsia"/>
+        </w:rPr>
+      </w:pPr>
       <w:r>
         <w:rPr>
           <w:rFonts w:hint="eastAsia"/>
@@ -3421,6 +4771,11 @@
       </w:r>
     </w:p>
     <w:p>
+      <w:pPr>
+        <w:rPr>
+          <w:rFonts w:hint="eastAsia"/>
+        </w:rPr>
+      </w:pPr>
       <w:r>
         <w:rPr>
           <w:rFonts w:hint="eastAsia"/>
@@ -3435,6 +4790,11 @@
       </w:r>
     </w:p>
     <w:p>
+      <w:pPr>
+        <w:rPr>
+          <w:rFonts w:hint="eastAsia"/>
+        </w:rPr>
+      </w:pPr>
       <w:r>
         <w:rPr>
           <w:rFonts w:hint="eastAsia"/>
@@ -3442,8 +4802,19 @@
         <w:t>硬件逻辑简洁，调整优先级方便，但响应速度慢</w:t>
       </w:r>
     </w:p>
-    <w:p/>
-    <w:p>
+    <w:p>
+      <w:pPr>
+        <w:rPr>
+          <w:rFonts w:hint="eastAsia"/>
+        </w:rPr>
+      </w:pPr>
+    </w:p>
+    <w:p>
+      <w:pPr>
+        <w:rPr>
+          <w:rFonts w:hint="eastAsia"/>
+        </w:rPr>
+      </w:pPr>
       <w:r>
         <w:rPr>
           <w:rFonts w:hint="eastAsia"/>
@@ -3461,6 +4832,11 @@
       </w:r>
     </w:p>
     <w:p>
+      <w:pPr>
+        <w:rPr>
+          <w:rFonts w:hint="eastAsia"/>
+        </w:rPr>
+      </w:pPr>
       <w:r>
         <w:rPr>
           <w:noProof/>
@@ -3509,6 +4885,11 @@
       </w:r>
     </w:p>
     <w:p>
+      <w:pPr>
+        <w:rPr>
+          <w:rFonts w:hint="eastAsia"/>
+        </w:rPr>
+      </w:pPr>
       <w:r>
         <w:rPr>
           <w:rFonts w:hint="eastAsia"/>
@@ -3523,13 +4904,18 @@
       </w:r>
     </w:p>
     <w:p>
+      <w:pPr>
+        <w:rPr>
+          <w:rFonts w:hint="eastAsia"/>
+        </w:rPr>
+      </w:pPr>
       <w:r>
         <w:rPr>
           <w:rFonts w:hint="eastAsia"/>
           <w:noProof/>
         </w:rPr>
         <w:drawing>
-          <wp:inline distT="0" distB="0" distL="0" distR="0" wp14:anchorId="67732605" wp14:editId="410D9CC0">
+          <wp:inline distT="0" distB="0" distL="0" distR="0" wp14:anchorId="67732605" wp14:editId="3D65C3BC">
             <wp:extent cx="2501155" cy="2195512"/>
             <wp:effectExtent l="0" t="0" r="0" b="0"/>
             <wp:docPr id="1" name="图片 1"/>
@@ -3571,8 +4957,19 @@
         </w:drawing>
       </w:r>
     </w:p>
-    <w:p/>
-    <w:p>
+    <w:p>
+      <w:pPr>
+        <w:rPr>
+          <w:rFonts w:hint="eastAsia"/>
+        </w:rPr>
+      </w:pPr>
+    </w:p>
+    <w:p>
+      <w:pPr>
+        <w:rPr>
+          <w:rFonts w:hint="eastAsia"/>
+        </w:rPr>
+      </w:pPr>
       <w:r>
         <w:rPr>
           <w:rFonts w:hint="eastAsia"/>
@@ -3596,6 +4993,11 @@
       </w:r>
     </w:p>
     <w:p>
+      <w:pPr>
+        <w:rPr>
+          <w:rFonts w:hint="eastAsia"/>
+        </w:rPr>
+      </w:pPr>
       <w:r>
         <w:rPr>
           <w:rFonts w:hint="eastAsia"/>
@@ -3604,6 +5006,11 @@
       </w:r>
     </w:p>
     <w:p>
+      <w:pPr>
+        <w:rPr>
+          <w:rFonts w:hint="eastAsia"/>
+        </w:rPr>
+      </w:pPr>
       <w:r>
         <w:rPr>
           <w:rFonts w:hint="eastAsia"/>
@@ -3629,9 +5036,26 @@
         <w:t>并行程度低，实时性差。</w:t>
       </w:r>
     </w:p>
-    <w:p/>
-    <w:p/>
-    <w:p>
+    <w:p>
+      <w:pPr>
+        <w:rPr>
+          <w:rFonts w:hint="eastAsia"/>
+        </w:rPr>
+      </w:pPr>
+    </w:p>
+    <w:p>
+      <w:pPr>
+        <w:rPr>
+          <w:rFonts w:hint="eastAsia"/>
+        </w:rPr>
+      </w:pPr>
+    </w:p>
+    <w:p>
+      <w:pPr>
+        <w:rPr>
+          <w:rFonts w:hint="eastAsia"/>
+        </w:rPr>
+      </w:pPr>
       <w:r>
         <w:rPr>
           <w:rFonts w:hint="eastAsia"/>
@@ -3655,6 +5079,11 @@
       </w:r>
     </w:p>
     <w:p>
+      <w:pPr>
+        <w:rPr>
+          <w:rFonts w:hint="eastAsia"/>
+        </w:rPr>
+      </w:pPr>
       <w:r>
         <w:rPr>
           <w:rFonts w:hint="eastAsia"/>
@@ -3663,6 +5092,11 @@
       </w:r>
     </w:p>
     <w:p>
+      <w:pPr>
+        <w:rPr>
+          <w:rFonts w:hint="eastAsia"/>
+        </w:rPr>
+      </w:pPr>
       <w:r>
         <w:rPr>
           <w:rFonts w:hint="eastAsia"/>
@@ -3671,8 +5105,12 @@
       </w:r>
     </w:p>
     <w:p>
-      <w:r>
-        <w:lastRenderedPageBreak/>
+      <w:pPr>
+        <w:rPr>
+          <w:rFonts w:hint="eastAsia"/>
+        </w:rPr>
+      </w:pPr>
+      <w:r>
         <w:tab/>
       </w:r>
       <w:bookmarkStart w:id="0" w:name="_Hlk127452011"/>
@@ -3684,6 +5122,11 @@
       </w:r>
     </w:p>
     <w:p>
+      <w:pPr>
+        <w:rPr>
+          <w:rFonts w:hint="eastAsia"/>
+        </w:rPr>
+      </w:pPr>
       <w:r>
         <w:tab/>
       </w:r>
@@ -3699,6 +5142,11 @@
     </w:p>
     <w:bookmarkEnd w:id="0"/>
     <w:p>
+      <w:pPr>
+        <w:rPr>
+          <w:rFonts w:hint="eastAsia"/>
+        </w:rPr>
+      </w:pPr>
       <w:r>
         <w:tab/>
       </w:r>
@@ -3709,8 +5157,19 @@
         <w:t>大批量数据的简单传送</w:t>
       </w:r>
     </w:p>
-    <w:p/>
-    <w:p>
+    <w:p>
+      <w:pPr>
+        <w:rPr>
+          <w:rFonts w:hint="eastAsia"/>
+        </w:rPr>
+      </w:pPr>
+    </w:p>
+    <w:p>
+      <w:pPr>
+        <w:rPr>
+          <w:rFonts w:hint="eastAsia"/>
+        </w:rPr>
+      </w:pPr>
       <w:r>
         <w:rPr>
           <w:rFonts w:hint="eastAsia"/>
@@ -3742,8 +5201,19 @@
         <w:t>硬件开销小但实时性差，主机和设备的并行度低。</w:t>
       </w:r>
     </w:p>
-    <w:p/>
-    <w:p>
+    <w:p>
+      <w:pPr>
+        <w:rPr>
+          <w:rFonts w:hint="eastAsia"/>
+        </w:rPr>
+      </w:pPr>
+    </w:p>
+    <w:p>
+      <w:pPr>
+        <w:rPr>
+          <w:rFonts w:hint="eastAsia"/>
+        </w:rPr>
+      </w:pPr>
       <w:r>
         <w:rPr>
           <w:rFonts w:hint="eastAsia"/>
@@ -3763,8 +5233,19 @@
         <w:t>拥有随机性。</w:t>
       </w:r>
     </w:p>
-    <w:p/>
-    <w:p>
+    <w:p>
+      <w:pPr>
+        <w:rPr>
+          <w:rFonts w:hint="eastAsia"/>
+        </w:rPr>
+      </w:pPr>
+    </w:p>
+    <w:p>
+      <w:pPr>
+        <w:rPr>
+          <w:rFonts w:hint="eastAsia"/>
+        </w:rPr>
+      </w:pPr>
       <w:r>
         <w:rPr>
           <w:rFonts w:hint="eastAsia"/>
@@ -3790,2409 +5271,26 @@
         <w:t>不影响CPU程序的执行，仅占用总线、无程序切换</w:t>
       </w:r>
     </w:p>
-    <w:p/>
-    <w:p/>
-    <w:p>
-      <w:pPr>
-        <w:jc w:val="center"/>
-        <w:rPr>
-          <w:b/>
-          <w:bCs/>
-          <w:sz w:val="28"/>
-          <w:szCs w:val="28"/>
-        </w:rPr>
-      </w:pPr>
-      <w:r>
-        <w:rPr>
-          <w:rFonts w:hint="eastAsia"/>
-          <w:b/>
-          <w:bCs/>
-          <w:sz w:val="28"/>
-          <w:szCs w:val="28"/>
-        </w:rPr>
-        <w:t>《微型计算机原理与接口技术》重要知识点</w:t>
-      </w:r>
-    </w:p>
-    <w:p>
-      <w:pPr>
-        <w:jc w:val="center"/>
-        <w:rPr>
-          <w:b/>
-          <w:bCs/>
-          <w:sz w:val="24"/>
-        </w:rPr>
-      </w:pPr>
-      <w:r>
-        <w:rPr>
-          <w:rFonts w:hint="eastAsia"/>
-          <w:b/>
-          <w:bCs/>
-          <w:sz w:val="24"/>
-        </w:rPr>
-        <w:t>第2章  微处理器与总线</w:t>
-      </w:r>
-    </w:p>
-    <w:p>
-      <w:r>
-        <w:rPr>
-          <w:rFonts w:hint="eastAsia"/>
-        </w:rPr>
-        <w:t>一、基本概念</w:t>
-      </w:r>
-    </w:p>
-    <w:p>
-      <w:r>
-        <w:rPr>
-          <w:rFonts w:hint="eastAsia"/>
-        </w:rPr>
-        <w:t>1.微处理器主要由哪几部分构成？</w:t>
-      </w:r>
-    </w:p>
-    <w:p>
-      <w:r>
-        <w:rPr>
-          <w:rFonts w:hint="eastAsia"/>
-        </w:rPr>
-        <w:t>2.说明8088CPU中EU和BIU的主要功能。在执行指令时，EU能直接访问存储器吗？</w:t>
-      </w:r>
-    </w:p>
-    <w:p>
-      <w:pPr>
-        <w:tabs>
-          <w:tab w:val="left" w:pos="1759"/>
-        </w:tabs>
-      </w:pPr>
-      <w:r>
-        <w:rPr>
-          <w:rFonts w:hint="eastAsia"/>
-        </w:rPr>
-        <w:t>3.8086/8088CPU中，有哪些通用寄存器和专用寄存器？说明他们的作用。</w:t>
-      </w:r>
-    </w:p>
-    <w:p>
-      <w:pPr>
-        <w:tabs>
-          <w:tab w:val="left" w:pos="1759"/>
-        </w:tabs>
-      </w:pPr>
-      <w:r>
-        <w:rPr>
-          <w:rFonts w:hint="eastAsia"/>
-        </w:rPr>
-        <w:t>4.8086/8088系统中，存储器为什么要分段？一个段最大为多少字节？最小为多少字节？</w:t>
-      </w:r>
-    </w:p>
-    <w:p>
-      <w:pPr>
-        <w:tabs>
-          <w:tab w:val="left" w:pos="1759"/>
-        </w:tabs>
-      </w:pPr>
-      <w:r>
-        <w:rPr>
-          <w:rFonts w:hint="eastAsia"/>
-        </w:rPr>
-        <w:t>5.8086/8088系统中，物理地址和逻辑地址是指什么？</w:t>
-      </w:r>
-    </w:p>
-    <w:p>
-      <w:pPr>
-        <w:tabs>
-          <w:tab w:val="left" w:pos="1759"/>
-        </w:tabs>
-      </w:pPr>
-      <w:r>
-        <w:rPr>
-          <w:rFonts w:hint="eastAsia"/>
-        </w:rPr>
-        <w:t>6.8088/8086 CPU的特点？</w:t>
-      </w:r>
-    </w:p>
-    <w:p>
-      <w:pPr>
-        <w:numPr>
-          <w:ilvl w:val="0"/>
-          <w:numId w:val="9"/>
-        </w:numPr>
-        <w:tabs>
-          <w:tab w:val="left" w:pos="1759"/>
-        </w:tabs>
-      </w:pPr>
-      <w:r>
-        <w:rPr>
-          <w:rFonts w:hint="eastAsia"/>
-        </w:rPr>
-        <w:t>计算题：</w:t>
-      </w:r>
-    </w:p>
-    <w:p>
-      <w:pPr>
-        <w:tabs>
-          <w:tab w:val="left" w:pos="1759"/>
-        </w:tabs>
-      </w:pPr>
-      <w:r>
-        <w:rPr>
-          <w:rFonts w:hint="eastAsia"/>
-        </w:rPr>
-        <w:t>8086/8088系统中，物理地址和逻辑地址的转换？</w:t>
-      </w:r>
-    </w:p>
-    <w:p>
-      <w:pPr>
-        <w:tabs>
-          <w:tab w:val="left" w:pos="1759"/>
-        </w:tabs>
-      </w:pPr>
-      <w:r>
-        <w:rPr>
-          <w:rFonts w:hint="eastAsia"/>
-        </w:rPr>
-        <w:t>物理地址</w:t>
-      </w:r>
-      <w:r>
-        <w:t>=段地址×</w:t>
-      </w:r>
-      <w:r>
-        <w:rPr>
-          <w:rFonts w:ascii="Cambria Math" w:hAnsi="Cambria Math" w:cs="Cambria Math"/>
-        </w:rPr>
-        <w:t>𝟏𝟔</w:t>
-      </w:r>
-      <w:r>
-        <w:t>+段内偏移地址</w:t>
-      </w:r>
-    </w:p>
-    <w:p>
-      <w:pPr>
-        <w:tabs>
-          <w:tab w:val="left" w:pos="1759"/>
-        </w:tabs>
-      </w:pPr>
-    </w:p>
-    <w:p>
-      <w:pPr>
-        <w:tabs>
-          <w:tab w:val="left" w:pos="1759"/>
-        </w:tabs>
-      </w:pPr>
-      <w:r>
-        <w:rPr>
-          <w:rFonts w:hint="eastAsia"/>
-        </w:rPr>
-        <w:t>1</w:t>
-      </w:r>
-      <w:r>
-        <w:t>.</w:t>
-      </w:r>
-      <w:r>
-        <w:rPr>
-          <w:rFonts w:hint="eastAsia"/>
-        </w:rPr>
-        <w:t>微处理器：</w:t>
-      </w:r>
-    </w:p>
-    <w:p>
-      <w:pPr>
-        <w:tabs>
-          <w:tab w:val="left" w:pos="1759"/>
-        </w:tabs>
-      </w:pPr>
-      <w:r>
-        <w:tab/>
-      </w:r>
-      <w:r>
-        <w:rPr>
-          <w:rFonts w:hint="eastAsia"/>
-        </w:rPr>
-        <w:t>执行单元（EU）：</w:t>
-      </w:r>
-      <w:r>
-        <w:rPr>
-          <w:rFonts w:hint="eastAsia"/>
-        </w:rPr>
-        <w:t>包括</w:t>
-      </w:r>
-      <w:r>
-        <w:t>ALU、8个通用寄存器、标志寄存器FLAGS和EU控制部件。</w:t>
-      </w:r>
-    </w:p>
-    <w:p>
-      <w:pPr>
-        <w:tabs>
-          <w:tab w:val="left" w:pos="1759"/>
-        </w:tabs>
-      </w:pPr>
-      <w:r>
-        <w:tab/>
-      </w:r>
-      <w:r>
-        <w:rPr>
-          <w:rFonts w:hint="eastAsia"/>
-        </w:rPr>
-        <w:t>总线接口单元（BIU）：</w:t>
-      </w:r>
-      <w:r>
-        <w:rPr>
-          <w:rFonts w:hint="eastAsia"/>
-        </w:rPr>
-        <w:t>包括</w:t>
-      </w:r>
-      <w:r>
-        <w:t>4个段寄存器、程序计数器、指令队列、地址加法器以及总线控制逻辑。</w:t>
-      </w:r>
-    </w:p>
-    <w:p>
-      <w:pPr>
-        <w:tabs>
-          <w:tab w:val="left" w:pos="1759"/>
-        </w:tabs>
-      </w:pPr>
-    </w:p>
-    <w:p>
-      <w:pPr>
-        <w:tabs>
-          <w:tab w:val="left" w:pos="1759"/>
-        </w:tabs>
-      </w:pPr>
-    </w:p>
-    <w:p>
-      <w:pPr>
-        <w:tabs>
-          <w:tab w:val="left" w:pos="1759"/>
-        </w:tabs>
-      </w:pPr>
-      <w:r>
-        <w:rPr>
-          <w:rFonts w:hint="eastAsia"/>
-        </w:rPr>
-        <w:t>2</w:t>
-      </w:r>
-      <w:r>
-        <w:t xml:space="preserve">. </w:t>
-      </w:r>
-      <w:r>
-        <w:rPr>
-          <w:rFonts w:hint="eastAsia"/>
-        </w:rPr>
-        <w:t>EU：</w:t>
-      </w:r>
-      <w:r>
-        <w:rPr>
-          <w:rFonts w:hint="eastAsia"/>
-        </w:rPr>
-        <w:t>从指令队列中不断取出指令代码，译码后产生执行指令的控制信号。</w:t>
-      </w:r>
-      <w:r>
-        <w:t>ALU完成算术和逻辑运算，通用寄存器存放操作数和运算结果，而运算结果的状态特征则保留到标志寄存器中。</w:t>
-      </w:r>
-    </w:p>
-    <w:p>
-      <w:pPr>
-        <w:tabs>
-          <w:tab w:val="left" w:pos="1759"/>
-        </w:tabs>
-      </w:pPr>
-      <w:r>
-        <w:rPr>
-          <w:rFonts w:hint="eastAsia"/>
-        </w:rPr>
-        <w:t>BIU：</w:t>
-      </w:r>
-      <w:r>
-        <w:rPr>
-          <w:rFonts w:hint="eastAsia"/>
-        </w:rPr>
-        <w:t>负责</w:t>
-      </w:r>
-      <w:r>
-        <w:t>CPU与存储器和IO接口之间的信息传送。由于8086/8088CPU中的寄存器均为16位，而CPU外部地址线为20根，因此，BIU中采用地址加法器产生20位的物理地址，可以寻址的存储单元为1M。</w:t>
-      </w:r>
-    </w:p>
-    <w:p>
-      <w:pPr>
-        <w:tabs>
-          <w:tab w:val="left" w:pos="1759"/>
-        </w:tabs>
-      </w:pPr>
-      <w:r>
-        <w:rPr>
-          <w:rFonts w:hint="eastAsia"/>
-        </w:rPr>
-        <w:t>不能</w:t>
-      </w:r>
-      <w:r>
-        <w:t>,因为在指令执行期间,执行指令所需的操作数由BIU从相应的内存区域或I\O端口中取出,传送给执行单元EU。</w:t>
-      </w:r>
-    </w:p>
-    <w:p>
-      <w:pPr>
-        <w:tabs>
-          <w:tab w:val="left" w:pos="1759"/>
-        </w:tabs>
-      </w:pPr>
-    </w:p>
-    <w:p>
-      <w:pPr>
-        <w:tabs>
-          <w:tab w:val="left" w:pos="1759"/>
-        </w:tabs>
-      </w:pPr>
-      <w:r>
-        <w:rPr>
-          <w:rFonts w:hint="eastAsia"/>
-        </w:rPr>
-        <w:t>3</w:t>
-      </w:r>
-      <w:r>
-        <w:t xml:space="preserve">. </w:t>
-      </w:r>
-      <w:r>
-        <w:rPr>
-          <w:rFonts w:hint="eastAsia"/>
-        </w:rPr>
-        <w:t>通用寄存器：</w:t>
-      </w:r>
-    </w:p>
-    <w:p>
-      <w:pPr>
-        <w:tabs>
-          <w:tab w:val="left" w:pos="1759"/>
-        </w:tabs>
-      </w:pPr>
-      <w:r>
-        <w:t xml:space="preserve">       </w:t>
-      </w:r>
-      <w:r>
-        <w:rPr>
-          <w:rFonts w:hint="eastAsia"/>
-        </w:rPr>
-        <w:t>数据类寄存器：</w:t>
-      </w:r>
-      <w:r>
-        <w:rPr>
-          <w:rFonts w:hint="eastAsia"/>
-        </w:rPr>
-        <w:t>常用于存放操作数或运算结果。</w:t>
-      </w:r>
-    </w:p>
-    <w:p>
-      <w:pPr>
-        <w:tabs>
-          <w:tab w:val="left" w:pos="1759"/>
-        </w:tabs>
-      </w:pPr>
-      <w:r>
-        <w:t xml:space="preserve">        </w:t>
-      </w:r>
-      <w:r>
-        <w:rPr>
-          <w:rFonts w:hint="eastAsia"/>
-        </w:rPr>
-        <w:t>AX：</w:t>
-      </w:r>
-      <w:r>
-        <w:rPr>
-          <w:rFonts w:hint="eastAsia"/>
-        </w:rPr>
-        <w:t>累加器，乘除运算中的隐含操作数以及中间结果；</w:t>
-      </w:r>
-      <w:r>
-        <w:t>IO指令中也使用AX(AL)进行数据传送</w:t>
-      </w:r>
-      <w:r>
-        <w:rPr>
-          <w:rFonts w:hint="eastAsia"/>
-        </w:rPr>
-        <w:t>。</w:t>
-      </w:r>
-    </w:p>
-    <w:p>
-      <w:pPr>
-        <w:tabs>
-          <w:tab w:val="left" w:pos="1759"/>
-        </w:tabs>
-      </w:pPr>
-      <w:r>
-        <w:rPr>
-          <w:rFonts w:hint="eastAsia"/>
-        </w:rPr>
-        <w:t xml:space="preserve"> </w:t>
-      </w:r>
-      <w:r>
-        <w:t xml:space="preserve">       </w:t>
-      </w:r>
-      <w:r>
-        <w:rPr>
-          <w:rFonts w:hint="eastAsia"/>
-        </w:rPr>
-        <w:t>BX：</w:t>
-      </w:r>
-      <w:r>
-        <w:rPr>
-          <w:rFonts w:hint="eastAsia"/>
-        </w:rPr>
-        <w:t>基址寄存器，常用于存放被访问内存单元数据块的基地址，默认为数据段。</w:t>
-      </w:r>
-    </w:p>
-    <w:p>
-      <w:pPr>
-        <w:tabs>
-          <w:tab w:val="left" w:pos="1759"/>
-        </w:tabs>
-      </w:pPr>
-      <w:r>
-        <w:rPr>
-          <w:rFonts w:hint="eastAsia"/>
-        </w:rPr>
-        <w:t xml:space="preserve"> </w:t>
-      </w:r>
-      <w:r>
-        <w:t xml:space="preserve">       </w:t>
-      </w:r>
-      <w:r>
-        <w:rPr>
-          <w:rFonts w:hint="eastAsia"/>
-        </w:rPr>
-        <w:t>CX：</w:t>
-      </w:r>
-      <w:r>
-        <w:rPr>
-          <w:rFonts w:hint="eastAsia"/>
-        </w:rPr>
-        <w:t>计数寄存器，在循环和串操作指令中用作计数器。</w:t>
-      </w:r>
-    </w:p>
-    <w:p>
-      <w:pPr>
-        <w:tabs>
-          <w:tab w:val="left" w:pos="1759"/>
-        </w:tabs>
-      </w:pPr>
-      <w:r>
-        <w:t xml:space="preserve">        </w:t>
-      </w:r>
-      <w:r>
-        <w:rPr>
-          <w:rFonts w:hint="eastAsia"/>
-        </w:rPr>
-        <w:t>DX：</w:t>
-      </w:r>
-      <w:r>
-        <w:rPr>
-          <w:rFonts w:hint="eastAsia"/>
-        </w:rPr>
-        <w:t>数据寄存器，用于存放</w:t>
-      </w:r>
-      <w:r>
-        <w:t>IO指令中的16位端口地址；存放32位乘除运算中的高16位(低16位于AX中)，以及32位除法结果中的余数。</w:t>
-      </w:r>
-    </w:p>
-    <w:p>
-      <w:pPr>
-        <w:tabs>
-          <w:tab w:val="left" w:pos="1759"/>
-        </w:tabs>
-      </w:pPr>
-    </w:p>
-    <w:p>
-      <w:pPr>
-        <w:tabs>
-          <w:tab w:val="left" w:pos="1759"/>
-        </w:tabs>
-      </w:pPr>
-      <w:r>
-        <w:t xml:space="preserve">        </w:t>
-      </w:r>
-      <w:r>
-        <w:rPr>
-          <w:rFonts w:hint="eastAsia"/>
-        </w:rPr>
-        <w:t>地址指针寄存器：</w:t>
-      </w:r>
-      <w:r>
-        <w:rPr>
-          <w:rFonts w:hint="eastAsia"/>
-        </w:rPr>
-        <w:t>包括堆栈指针寄存器</w:t>
-      </w:r>
-      <w:r>
-        <w:t>SP和基址指针寄存器BP。这两个指针寄存器除可以存放操作数外，还可以作为地址指针，常用于在堆栈操作中存放偏移地址</w:t>
-      </w:r>
-      <w:r>
-        <w:rPr>
-          <w:rFonts w:hint="eastAsia"/>
-        </w:rPr>
-        <w:t>。</w:t>
-      </w:r>
-    </w:p>
-    <w:p>
-      <w:pPr>
-        <w:tabs>
-          <w:tab w:val="left" w:pos="1759"/>
-        </w:tabs>
-      </w:pPr>
-      <w:r>
-        <w:rPr>
-          <w:rFonts w:hint="eastAsia"/>
-        </w:rPr>
-        <w:t xml:space="preserve"> </w:t>
-      </w:r>
-      <w:r>
-        <w:t xml:space="preserve">       </w:t>
-      </w:r>
-      <w:r>
-        <w:rPr>
-          <w:rFonts w:hint="eastAsia"/>
-        </w:rPr>
-        <w:t>SP：</w:t>
-      </w:r>
-      <w:r>
-        <w:rPr>
-          <w:rFonts w:hint="eastAsia"/>
-        </w:rPr>
-        <w:t>在堆栈操作中用来存放栈顶单元的偏移地址，永远指向堆栈的栈顶</w:t>
-      </w:r>
-      <w:r>
-        <w:rPr>
-          <w:rFonts w:hint="eastAsia"/>
-        </w:rPr>
-        <w:t>。</w:t>
-      </w:r>
-    </w:p>
-    <w:p>
-      <w:pPr>
-        <w:tabs>
-          <w:tab w:val="left" w:pos="1759"/>
-        </w:tabs>
-      </w:pPr>
-      <w:r>
-        <w:rPr>
-          <w:rFonts w:hint="eastAsia"/>
-        </w:rPr>
-        <w:t xml:space="preserve"> </w:t>
-      </w:r>
-      <w:r>
-        <w:t xml:space="preserve">       </w:t>
-      </w:r>
-      <w:r>
-        <w:rPr>
-          <w:rFonts w:hint="eastAsia"/>
-        </w:rPr>
-        <w:t>BP：</w:t>
-      </w:r>
-      <w:r>
-        <w:rPr>
-          <w:rFonts w:hint="eastAsia"/>
-        </w:rPr>
-        <w:t>默认用于存放当前堆栈内某个单元的偏移地址，即可以对堆栈内任意单元的数据进行操作。</w:t>
-      </w:r>
-    </w:p>
-    <w:p>
-      <w:pPr>
-        <w:tabs>
-          <w:tab w:val="left" w:pos="1759"/>
-        </w:tabs>
-      </w:pPr>
-    </w:p>
-    <w:p>
-      <w:pPr>
-        <w:tabs>
-          <w:tab w:val="left" w:pos="1759"/>
-        </w:tabs>
-      </w:pPr>
-      <w:r>
-        <w:rPr>
-          <w:rFonts w:hint="eastAsia"/>
-        </w:rPr>
-        <w:t xml:space="preserve"> </w:t>
-      </w:r>
-      <w:r>
-        <w:t xml:space="preserve">       </w:t>
-      </w:r>
-      <w:r>
-        <w:rPr>
-          <w:rFonts w:hint="eastAsia"/>
-        </w:rPr>
-        <w:t>变址寄存器：</w:t>
-      </w:r>
-      <w:r>
-        <w:rPr>
-          <w:rFonts w:hint="eastAsia"/>
-        </w:rPr>
-        <w:t>变址寄存器包括源变址寄存器</w:t>
-      </w:r>
-      <w:r>
-        <w:t>SI和目的变址寄存器DI，除可以存放操作数和作为地址指针外，还分别固定应用于数据的串操作指令中，提供串操作数的索引地址</w:t>
-      </w:r>
-      <w:r>
-        <w:rPr>
-          <w:rFonts w:hint="eastAsia"/>
-        </w:rPr>
-        <w:t>。</w:t>
-      </w:r>
-    </w:p>
-    <w:p>
-      <w:pPr>
-        <w:tabs>
-          <w:tab w:val="left" w:pos="1759"/>
-        </w:tabs>
-      </w:pPr>
-      <w:r>
-        <w:t xml:space="preserve">        </w:t>
-      </w:r>
-      <w:r>
-        <w:rPr>
-          <w:rFonts w:hint="eastAsia"/>
-        </w:rPr>
-        <w:t>SI：</w:t>
-      </w:r>
-      <w:r>
-        <w:rPr>
-          <w:rFonts w:hint="eastAsia"/>
-        </w:rPr>
-        <w:t>串操作指令中隐含作为源操作数偏移地址。</w:t>
-      </w:r>
-    </w:p>
-    <w:p>
-      <w:pPr>
-        <w:tabs>
-          <w:tab w:val="left" w:pos="1759"/>
-        </w:tabs>
-      </w:pPr>
-      <w:r>
-        <w:rPr>
-          <w:rFonts w:hint="eastAsia"/>
-        </w:rPr>
-        <w:t xml:space="preserve"> </w:t>
-      </w:r>
-      <w:r>
-        <w:t xml:space="preserve">       </w:t>
-      </w:r>
-      <w:r>
-        <w:rPr>
-          <w:rFonts w:hint="eastAsia"/>
-        </w:rPr>
-        <w:t>DI：</w:t>
-      </w:r>
-      <w:r>
-        <w:rPr>
-          <w:rFonts w:hint="eastAsia"/>
-        </w:rPr>
-        <w:t>串操作指令中隐含作为目的操作数的偏移地址。</w:t>
-      </w:r>
-    </w:p>
-    <w:p>
-      <w:pPr>
-        <w:tabs>
-          <w:tab w:val="left" w:pos="1759"/>
-        </w:tabs>
-      </w:pPr>
-    </w:p>
-    <w:p>
-      <w:pPr>
-        <w:tabs>
-          <w:tab w:val="left" w:pos="1759"/>
-        </w:tabs>
-      </w:pPr>
-      <w:r>
-        <w:rPr>
-          <w:rFonts w:hint="eastAsia"/>
-        </w:rPr>
-        <w:t>段寄存器组：</w:t>
-      </w:r>
-    </w:p>
-    <w:p>
-      <w:pPr>
-        <w:tabs>
-          <w:tab w:val="left" w:pos="1759"/>
-        </w:tabs>
-      </w:pPr>
-      <w:r>
-        <w:t xml:space="preserve">       </w:t>
-      </w:r>
-      <w:r>
-        <w:t>CS：代码段寄存器，当前代码段的段地址。</w:t>
-      </w:r>
-    </w:p>
-    <w:p>
-      <w:pPr>
-        <w:tabs>
-          <w:tab w:val="left" w:pos="1759"/>
-        </w:tabs>
-      </w:pPr>
-      <w:r>
-        <w:t xml:space="preserve">       </w:t>
-      </w:r>
-      <w:r>
-        <w:t>DS：数据段寄存器 ，当前数据段的段地址。</w:t>
-      </w:r>
-    </w:p>
-    <w:p>
-      <w:pPr>
-        <w:tabs>
-          <w:tab w:val="left" w:pos="1759"/>
-        </w:tabs>
-      </w:pPr>
-      <w:r>
-        <w:t xml:space="preserve">       </w:t>
-      </w:r>
-      <w:r>
-        <w:t>ES：附加段寄存器，当前附加段的段地址。</w:t>
-      </w:r>
-    </w:p>
-    <w:p>
-      <w:pPr>
-        <w:tabs>
-          <w:tab w:val="left" w:pos="1759"/>
-        </w:tabs>
-      </w:pPr>
-      <w:r>
-        <w:t xml:space="preserve">       </w:t>
-      </w:r>
-      <w:r>
-        <w:t>SS：堆栈段寄存器， 当前堆栈段的段地址。</w:t>
-      </w:r>
-    </w:p>
-    <w:p>
-      <w:pPr>
-        <w:tabs>
-          <w:tab w:val="left" w:pos="1759"/>
-        </w:tabs>
-      </w:pPr>
-    </w:p>
-    <w:p>
-      <w:pPr>
-        <w:tabs>
-          <w:tab w:val="left" w:pos="1759"/>
-        </w:tabs>
-      </w:pPr>
-      <w:r>
-        <w:rPr>
-          <w:rFonts w:hint="eastAsia"/>
-        </w:rPr>
-        <w:t>控制寄存器：</w:t>
-      </w:r>
-    </w:p>
-    <w:p>
-      <w:pPr>
-        <w:tabs>
-          <w:tab w:val="left" w:pos="1759"/>
-        </w:tabs>
-      </w:pPr>
-      <w:r>
-        <w:rPr>
-          <w:rFonts w:hint="eastAsia"/>
-        </w:rPr>
-        <w:t xml:space="preserve"> </w:t>
-      </w:r>
-      <w:r>
-        <w:t xml:space="preserve">      </w:t>
-      </w:r>
-      <w:r>
-        <w:rPr>
-          <w:rFonts w:hint="eastAsia"/>
-        </w:rPr>
-        <w:t>IP：</w:t>
-      </w:r>
-      <w:r>
-        <w:rPr>
-          <w:rFonts w:hint="eastAsia"/>
-        </w:rPr>
-        <w:t>指令指针寄存器</w:t>
-      </w:r>
-      <w:r>
-        <w:rPr>
-          <w:rFonts w:hint="eastAsia"/>
-        </w:rPr>
-        <w:t>，</w:t>
-      </w:r>
-      <w:r>
-        <w:rPr>
-          <w:rFonts w:hint="eastAsia"/>
-        </w:rPr>
-        <w:t>用以存放预取指令的偏移地址。</w:t>
-      </w:r>
-    </w:p>
-    <w:p>
-      <w:pPr>
-        <w:tabs>
-          <w:tab w:val="left" w:pos="1759"/>
-        </w:tabs>
-      </w:pPr>
-      <w:r>
-        <w:rPr>
-          <w:rFonts w:hint="eastAsia"/>
-        </w:rPr>
-        <w:t xml:space="preserve"> </w:t>
-      </w:r>
-      <w:r>
-        <w:t xml:space="preserve">      </w:t>
-      </w:r>
-      <w:r>
-        <w:rPr>
-          <w:rFonts w:hint="eastAsia"/>
-        </w:rPr>
-        <w:t>FLAGS：</w:t>
-      </w:r>
-      <w:r>
-        <w:rPr>
-          <w:rFonts w:hint="eastAsia"/>
-        </w:rPr>
-        <w:t>标志寄存器或程序状态字（</w:t>
-      </w:r>
-      <w:r>
-        <w:t>PSW）</w:t>
-      </w:r>
-    </w:p>
-    <w:p>
-      <w:pPr>
-        <w:tabs>
-          <w:tab w:val="left" w:pos="1759"/>
-        </w:tabs>
-      </w:pPr>
-      <w:r>
-        <w:tab/>
-        <w:t>1.</w:t>
-      </w:r>
-      <w:r>
-        <w:rPr>
-          <w:rFonts w:hint="eastAsia"/>
-        </w:rPr>
-        <w:t xml:space="preserve"> 算术或逻辑运算结果的特征位</w:t>
-      </w:r>
-      <w:r>
-        <w:rPr>
-          <w:rFonts w:hint="eastAsia"/>
-        </w:rPr>
-        <w:t>：</w:t>
-      </w:r>
-    </w:p>
-    <w:p>
-      <w:pPr>
-        <w:tabs>
-          <w:tab w:val="left" w:pos="1759"/>
-        </w:tabs>
-      </w:pPr>
-      <w:r>
-        <w:tab/>
-      </w:r>
-      <w:r>
-        <w:tab/>
-      </w:r>
-      <w:r>
-        <w:rPr>
-          <w:rFonts w:hint="eastAsia"/>
-        </w:rPr>
-        <w:t>CF：进位标志位。</w:t>
-      </w:r>
-    </w:p>
-    <w:p>
-      <w:pPr>
-        <w:tabs>
-          <w:tab w:val="left" w:pos="1759"/>
-        </w:tabs>
-      </w:pPr>
-      <w:r>
-        <w:tab/>
-      </w:r>
-      <w:r>
-        <w:tab/>
-      </w:r>
-      <w:r>
-        <w:t>PF：奇偶标志位。运算结果的低8位中“1”的个数为偶数时PF=1 ，奇数时PF=0。</w:t>
-      </w:r>
-    </w:p>
-    <w:p>
-      <w:pPr>
-        <w:tabs>
-          <w:tab w:val="left" w:pos="1759"/>
-        </w:tabs>
-      </w:pPr>
-      <w:r>
-        <w:tab/>
-      </w:r>
-      <w:r>
-        <w:tab/>
-      </w:r>
-      <w:r>
-        <w:t>AF：辅助进位标志位。</w:t>
-      </w:r>
-    </w:p>
-    <w:p>
-      <w:pPr>
-        <w:tabs>
-          <w:tab w:val="left" w:pos="1759"/>
-        </w:tabs>
-      </w:pPr>
-      <w:r>
-        <w:tab/>
-      </w:r>
-      <w:r>
-        <w:tab/>
-      </w:r>
-      <w:r>
-        <w:rPr>
-          <w:rFonts w:hint="eastAsia"/>
-        </w:rPr>
-        <w:t>ZF：</w:t>
-      </w:r>
-      <w:r>
-        <w:rPr>
-          <w:rFonts w:hint="eastAsia"/>
-        </w:rPr>
-        <w:t>零标志位。</w:t>
-      </w:r>
-    </w:p>
-    <w:p>
-      <w:pPr>
-        <w:tabs>
-          <w:tab w:val="left" w:pos="1759"/>
-        </w:tabs>
-      </w:pPr>
-      <w:r>
-        <w:tab/>
-      </w:r>
-      <w:r>
-        <w:tab/>
-      </w:r>
-      <w:r>
-        <w:t>SF：符号标志位。当运算结果的最高位为1时，则SF=</w:t>
-      </w:r>
-      <w:r>
-        <w:t>1</w:t>
-      </w:r>
-      <w:r>
-        <w:t>。</w:t>
-      </w:r>
-    </w:p>
-    <w:p>
-      <w:pPr>
-        <w:tabs>
-          <w:tab w:val="left" w:pos="1759"/>
-        </w:tabs>
-      </w:pPr>
-      <w:r>
-        <w:tab/>
-      </w:r>
-      <w:r>
-        <w:tab/>
-      </w:r>
-      <w:r>
-        <w:t>OF：溢出标志位。</w:t>
-      </w:r>
-    </w:p>
-    <w:p>
-      <w:pPr>
-        <w:tabs>
-          <w:tab w:val="left" w:pos="1759"/>
-        </w:tabs>
-      </w:pPr>
-      <w:r>
-        <w:tab/>
-        <w:t>2.</w:t>
-      </w:r>
-      <w:r>
-        <w:rPr>
-          <w:rFonts w:hint="eastAsia"/>
-        </w:rPr>
-        <w:t>控制标志位：</w:t>
-      </w:r>
-    </w:p>
-    <w:p>
-      <w:pPr>
-        <w:tabs>
-          <w:tab w:val="left" w:pos="1759"/>
-        </w:tabs>
-      </w:pPr>
-      <w:r>
-        <w:tab/>
-      </w:r>
-      <w:r>
-        <w:tab/>
-      </w:r>
-      <w:r>
-        <w:t>TF：陷井标志位，也叫跟踪标志位。TF=1时，使CPU处于单步执行指令的工作方式。</w:t>
-      </w:r>
-    </w:p>
-    <w:p>
-      <w:pPr>
-        <w:tabs>
-          <w:tab w:val="left" w:pos="1759"/>
-        </w:tabs>
-      </w:pPr>
-      <w:r>
-        <w:tab/>
-      </w:r>
-      <w:r>
-        <w:tab/>
-      </w:r>
-      <w:r>
-        <w:t>IF：中断允许标志位。IF=1使CPU可以响应可屏蔽中断请求。</w:t>
-      </w:r>
-    </w:p>
-    <w:p>
-      <w:pPr>
-        <w:tabs>
-          <w:tab w:val="left" w:pos="1759"/>
-        </w:tabs>
-      </w:pPr>
-      <w:r>
-        <w:tab/>
-      </w:r>
-      <w:r>
-        <w:tab/>
-      </w:r>
-      <w:r>
-        <w:t>DF：方向标志位。在数据串操作时确定操作的方向。DF=1，地址指</w:t>
-      </w:r>
-      <w:r>
-        <w:lastRenderedPageBreak/>
-        <w:t>针按自减方式；DF=0，地址指针按自增方式进行。</w:t>
-      </w:r>
-    </w:p>
-    <w:p>
-      <w:pPr>
-        <w:tabs>
-          <w:tab w:val="left" w:pos="1759"/>
-        </w:tabs>
-      </w:pPr>
-      <w:r>
-        <w:tab/>
-      </w:r>
-      <w:r>
-        <w:tab/>
-      </w:r>
-    </w:p>
-    <w:p>
-      <w:pPr>
-        <w:tabs>
-          <w:tab w:val="left" w:pos="1759"/>
-        </w:tabs>
-      </w:pPr>
-    </w:p>
-    <w:p>
-      <w:pPr>
-        <w:tabs>
-          <w:tab w:val="left" w:pos="1759"/>
-        </w:tabs>
-      </w:pPr>
-      <w:r>
-        <w:rPr>
-          <w:rFonts w:hint="eastAsia"/>
-        </w:rPr>
-        <w:t>4</w:t>
-      </w:r>
-      <w:r>
-        <w:t>.</w:t>
-      </w:r>
-      <w:r>
-        <w:t xml:space="preserve"> 8086/8088系统中,存储器分段的主要目的是便于存储器的管理，使得可以用16位寄存器来寻址20位的内存空间。一个段最大为64KB，最小为16B。</w:t>
-      </w:r>
-    </w:p>
-    <w:p>
-      <w:pPr>
-        <w:tabs>
-          <w:tab w:val="left" w:pos="1759"/>
-        </w:tabs>
-      </w:pPr>
-    </w:p>
-    <w:p>
-      <w:pPr>
-        <w:tabs>
-          <w:tab w:val="left" w:pos="1759"/>
-        </w:tabs>
-      </w:pPr>
-      <w:r>
-        <w:rPr>
-          <w:rFonts w:hint="eastAsia"/>
-        </w:rPr>
-        <w:t>5</w:t>
-      </w:r>
-      <w:r>
-        <w:t>.</w:t>
-      </w:r>
-      <w:r>
-        <w:rPr>
-          <w:rFonts w:hint="eastAsia"/>
-        </w:rPr>
-        <w:t>物理地址：</w:t>
-      </w:r>
-      <w:r>
-        <w:rPr>
-          <w:rFonts w:hint="eastAsia"/>
-        </w:rPr>
-        <w:t>指每个内存单元在整个内存空间中具有的唯一的地址。</w:t>
-      </w:r>
-    </w:p>
-    <w:p>
-      <w:pPr>
-        <w:tabs>
-          <w:tab w:val="left" w:pos="1759"/>
-        </w:tabs>
-      </w:pPr>
-      <w:r>
-        <w:rPr>
-          <w:rFonts w:hint="eastAsia"/>
-        </w:rPr>
-        <w:t>逻辑地址：由段地址和段内偏移地址组成。</w:t>
-      </w:r>
-    </w:p>
-    <w:p>
-      <w:pPr>
-        <w:tabs>
-          <w:tab w:val="left" w:pos="1759"/>
-        </w:tabs>
-      </w:pPr>
-    </w:p>
-    <w:p>
-      <w:pPr>
-        <w:tabs>
-          <w:tab w:val="left" w:pos="1759"/>
-        </w:tabs>
-      </w:pPr>
-      <w:r>
-        <w:rPr>
-          <w:rFonts w:hint="eastAsia"/>
-        </w:rPr>
-        <w:t>6</w:t>
-      </w:r>
-      <w:r>
-        <w:t>.</w:t>
-      </w:r>
-      <w:r>
-        <w:tab/>
-        <w:t xml:space="preserve">1. </w:t>
-      </w:r>
-      <w:r>
-        <w:rPr>
-          <w:rFonts w:hint="eastAsia"/>
-        </w:rPr>
-        <w:t>指令流水线</w:t>
-      </w:r>
-    </w:p>
-    <w:p>
-      <w:pPr>
-        <w:tabs>
-          <w:tab w:val="left" w:pos="1759"/>
-        </w:tabs>
-      </w:pPr>
-      <w:r>
-        <w:tab/>
-        <w:t xml:space="preserve">2. </w:t>
-      </w:r>
-      <w:r>
-        <w:rPr>
-          <w:rFonts w:hint="eastAsia"/>
-        </w:rPr>
-        <w:t>内存分段管理</w:t>
-      </w:r>
-    </w:p>
-    <w:p>
-      <w:pPr>
-        <w:tabs>
-          <w:tab w:val="left" w:pos="1759"/>
-        </w:tabs>
-      </w:pPr>
-      <w:r>
-        <w:tab/>
-        <w:t xml:space="preserve">3. </w:t>
-      </w:r>
-      <w:r>
-        <w:rPr>
-          <w:rFonts w:hint="eastAsia"/>
-        </w:rPr>
-        <w:t>支持多处理器系统</w:t>
-      </w:r>
-    </w:p>
-    <w:p>
-      <w:pPr>
-        <w:tabs>
-          <w:tab w:val="left" w:pos="1759"/>
-        </w:tabs>
-      </w:pPr>
-    </w:p>
-    <w:p>
-      <w:pPr>
-        <w:tabs>
-          <w:tab w:val="left" w:pos="1759"/>
-        </w:tabs>
-      </w:pPr>
-    </w:p>
-    <w:p>
-      <w:pPr>
-        <w:tabs>
-          <w:tab w:val="left" w:pos="1759"/>
-        </w:tabs>
-      </w:pPr>
-    </w:p>
-    <w:p>
-      <w:pPr>
-        <w:numPr>
-          <w:ilvl w:val="0"/>
-          <w:numId w:val="11"/>
-        </w:numPr>
-        <w:tabs>
-          <w:tab w:val="left" w:pos="1759"/>
-        </w:tabs>
-        <w:jc w:val="center"/>
-        <w:rPr>
-          <w:b/>
-          <w:bCs/>
-          <w:sz w:val="24"/>
-        </w:rPr>
-      </w:pPr>
-      <w:r>
-        <w:rPr>
-          <w:rFonts w:hint="eastAsia"/>
-          <w:b/>
-          <w:bCs/>
-          <w:sz w:val="24"/>
-        </w:rPr>
-        <w:t xml:space="preserve"> 8086/8088指令系统</w:t>
-      </w:r>
-    </w:p>
-    <w:p>
-      <w:pPr>
-        <w:numPr>
-          <w:ilvl w:val="0"/>
-          <w:numId w:val="12"/>
-        </w:numPr>
-        <w:tabs>
-          <w:tab w:val="left" w:pos="1759"/>
-        </w:tabs>
-        <w:rPr>
-          <w:szCs w:val="21"/>
-        </w:rPr>
-      </w:pPr>
-      <w:r>
-        <w:rPr>
-          <w:rFonts w:hint="eastAsia"/>
-          <w:szCs w:val="21"/>
-        </w:rPr>
-        <w:t>基本概念</w:t>
-      </w:r>
-    </w:p>
-    <w:p>
-      <w:pPr>
-        <w:tabs>
-          <w:tab w:val="left" w:pos="1759"/>
-        </w:tabs>
-        <w:rPr>
-          <w:szCs w:val="21"/>
-        </w:rPr>
-      </w:pPr>
-      <w:r>
-        <w:rPr>
-          <w:rFonts w:hint="eastAsia"/>
-          <w:szCs w:val="21"/>
-        </w:rPr>
-        <w:t>1.8086/8088指令系统的8种寻址方式</w:t>
-      </w:r>
-    </w:p>
-    <w:p>
-      <w:pPr>
-        <w:tabs>
-          <w:tab w:val="left" w:pos="1759"/>
-        </w:tabs>
-      </w:pPr>
-      <w:r>
-        <w:rPr>
-          <w:rFonts w:hint="eastAsia"/>
-        </w:rPr>
-        <w:t>二、六大类指令</w:t>
-      </w:r>
-    </w:p>
-    <w:p>
-      <w:pPr>
-        <w:tabs>
-          <w:tab w:val="left" w:pos="1759"/>
-        </w:tabs>
-      </w:pPr>
-      <w:r>
-        <w:rPr>
-          <w:rFonts w:hint="eastAsia"/>
-        </w:rPr>
-        <w:t>1.数据传送：</w:t>
-      </w:r>
-    </w:p>
-    <w:p>
-      <w:pPr>
-        <w:tabs>
-          <w:tab w:val="left" w:pos="1759"/>
-        </w:tabs>
-      </w:pPr>
-      <w:r>
-        <w:rPr>
-          <w:rFonts w:hint="eastAsia"/>
-        </w:rPr>
-        <w:t>1）通用数据传送：MOV、堆栈操作指令push/pop、交换指令XCHG、查表转换指令XLAT、（字位扩展指令不要求）</w:t>
-      </w:r>
-    </w:p>
-    <w:p>
-      <w:r>
-        <w:rPr>
-          <w:rFonts w:hint="eastAsia"/>
-        </w:rPr>
-        <w:t>2）输入输出IN、OUT</w:t>
-      </w:r>
-    </w:p>
-    <w:p>
-      <w:r>
-        <w:rPr>
-          <w:rFonts w:hint="eastAsia"/>
-        </w:rPr>
-        <w:t>3）地址传送LEA、LDS、LES</w:t>
-      </w:r>
-    </w:p>
-    <w:p>
-      <w:r>
-        <w:rPr>
-          <w:rFonts w:hint="eastAsia"/>
-        </w:rPr>
-        <w:t>4）标志位操作PUSHF、POPF、LAHF、SAHF</w:t>
-      </w:r>
-    </w:p>
-    <w:p>
-      <w:r>
-        <w:rPr>
-          <w:rFonts w:hint="eastAsia"/>
-        </w:rPr>
-        <w:t>2.算术运算类指令：</w:t>
-      </w:r>
-    </w:p>
-    <w:p>
-      <w:r>
-        <w:rPr>
-          <w:rFonts w:hint="eastAsia"/>
-        </w:rPr>
-        <w:t>1）加法运算指令ADD、ADC、INC</w:t>
-      </w:r>
-    </w:p>
-    <w:p>
-      <w:r>
-        <w:rPr>
-          <w:rFonts w:hint="eastAsia"/>
-        </w:rPr>
-        <w:t>2）减法运算指令SUB、SBB、DEC、CMP（求补指令NEG不要求）</w:t>
-      </w:r>
-    </w:p>
-    <w:p>
-      <w:pPr>
-        <w:tabs>
-          <w:tab w:val="left" w:pos="1759"/>
-        </w:tabs>
-      </w:pPr>
-      <w:r>
-        <w:rPr>
-          <w:rFonts w:hint="eastAsia"/>
-        </w:rPr>
-        <w:t>3）乘法指令（不要求）</w:t>
-      </w:r>
-    </w:p>
-    <w:p>
-      <w:r>
-        <w:rPr>
-          <w:rFonts w:hint="eastAsia"/>
-        </w:rPr>
-        <w:t>4）除法指令（不要求）</w:t>
-      </w:r>
-    </w:p>
-    <w:p>
-      <w:r>
-        <w:rPr>
-          <w:rFonts w:hint="eastAsia"/>
-        </w:rPr>
-        <w:t>3.逻辑运算和移位指令：AND、OR、NOT、XOR、TEST、SHL、SHR、SAL、SAR、ROL、ROR、RCR、RCL</w:t>
-      </w:r>
-    </w:p>
-    <w:p>
-      <w:r>
-        <w:rPr>
-          <w:rFonts w:hint="eastAsia"/>
-        </w:rPr>
-        <w:t>4.串操作指令：MOVS、CMPS、SCAS、LODS、STOS</w:t>
-      </w:r>
-    </w:p>
-    <w:p>
-      <w:r>
-        <w:rPr>
-          <w:rFonts w:hint="eastAsia"/>
-        </w:rPr>
-        <w:t>5.程序控制指令：</w:t>
-      </w:r>
-    </w:p>
-    <w:p>
-      <w:r>
-        <w:rPr>
-          <w:rFonts w:hint="eastAsia"/>
-        </w:rPr>
-        <w:t>1）转移指令：JMP、条件转移指令</w:t>
-      </w:r>
-    </w:p>
-    <w:p>
-      <w:r>
-        <w:rPr>
-          <w:rFonts w:hint="eastAsia"/>
-        </w:rPr>
-        <w:t>2）循环控制指令：LOOP、LOOPZ/LOOPE、LOOPNZ/LOOPNE</w:t>
-      </w:r>
-    </w:p>
-    <w:p>
-      <w:r>
-        <w:rPr>
-          <w:rFonts w:hint="eastAsia"/>
-        </w:rPr>
-        <w:t>3）过程调用指令：CALL</w:t>
-      </w:r>
-    </w:p>
-    <w:p>
-      <w:r>
-        <w:rPr>
-          <w:rFonts w:hint="eastAsia"/>
-        </w:rPr>
-        <w:t xml:space="preserve">4）中断控制指令：INT </w:t>
-      </w:r>
-    </w:p>
-    <w:p>
-      <w:r>
-        <w:rPr>
-          <w:rFonts w:hint="eastAsia"/>
-        </w:rPr>
-        <w:t>6.处理器控制指令：常用的CLD 、STD、CLI、STI、HLT、CLC、STC</w:t>
-      </w:r>
-    </w:p>
-    <w:p/>
-    <w:p/>
-    <w:p>
-      <w:r>
-        <w:rPr>
-          <w:rFonts w:hint="eastAsia"/>
-        </w:rPr>
-        <w:t>1</w:t>
-      </w:r>
-      <w:r>
-        <w:t>.</w:t>
-      </w:r>
-      <w:r>
-        <w:rPr>
-          <w:rFonts w:hint="eastAsia"/>
-        </w:rPr>
-        <w:t xml:space="preserve"> 立即寻址</w:t>
-      </w:r>
-      <w:r>
-        <w:rPr>
-          <w:rFonts w:hint="eastAsia"/>
-        </w:rPr>
-        <w:t>、</w:t>
-      </w:r>
-      <w:r>
-        <w:rPr>
-          <w:rFonts w:hint="eastAsia"/>
-        </w:rPr>
-        <w:t>直接寻址</w:t>
-      </w:r>
-      <w:r>
-        <w:rPr>
-          <w:rFonts w:hint="eastAsia"/>
-        </w:rPr>
-        <w:t>、</w:t>
-      </w:r>
-      <w:r>
-        <w:rPr>
-          <w:rFonts w:hint="eastAsia"/>
-        </w:rPr>
-        <w:t>寄存器寻址</w:t>
-      </w:r>
-      <w:r>
-        <w:rPr>
-          <w:rFonts w:hint="eastAsia"/>
-        </w:rPr>
-        <w:t>、</w:t>
-      </w:r>
-      <w:r>
-        <w:rPr>
-          <w:rFonts w:hint="eastAsia"/>
-        </w:rPr>
-        <w:t>寄存器间接寻址</w:t>
-      </w:r>
-      <w:r>
-        <w:rPr>
-          <w:rFonts w:hint="eastAsia"/>
-        </w:rPr>
-        <w:t>、</w:t>
-      </w:r>
-      <w:r>
-        <w:rPr>
-          <w:rFonts w:hint="eastAsia"/>
-        </w:rPr>
-        <w:t>寄存器相对寻址</w:t>
-      </w:r>
-    </w:p>
-    <w:p>
-      <w:r>
-        <w:rPr>
-          <w:rFonts w:hint="eastAsia"/>
-        </w:rPr>
-        <w:t>、</w:t>
-      </w:r>
-      <w:r>
-        <w:rPr>
-          <w:rFonts w:hint="eastAsia"/>
-        </w:rPr>
-        <w:t>基址变址寻址</w:t>
-      </w:r>
-      <w:r>
-        <w:rPr>
-          <w:rFonts w:hint="eastAsia"/>
-        </w:rPr>
-        <w:t>、</w:t>
-      </w:r>
-      <w:r>
-        <w:rPr>
-          <w:rFonts w:hint="eastAsia"/>
-        </w:rPr>
-        <w:t>基址</w:t>
-      </w:r>
-      <w:r>
-        <w:t>-变址-相对寻址</w:t>
-      </w:r>
-      <w:r>
-        <w:rPr>
-          <w:rFonts w:hint="eastAsia"/>
-        </w:rPr>
-        <w:t>、</w:t>
-      </w:r>
-      <w:r>
-        <w:rPr>
-          <w:rFonts w:hint="eastAsia"/>
-        </w:rPr>
-        <w:t>隐含寻址</w:t>
-      </w:r>
-    </w:p>
-    <w:p/>
-    <w:p/>
-    <w:p>
-      <w:pPr>
-        <w:numPr>
-          <w:ilvl w:val="0"/>
-          <w:numId w:val="11"/>
-        </w:numPr>
-        <w:tabs>
-          <w:tab w:val="left" w:pos="1759"/>
-        </w:tabs>
-        <w:jc w:val="center"/>
-        <w:rPr>
-          <w:b/>
-          <w:bCs/>
-          <w:sz w:val="24"/>
-        </w:rPr>
-      </w:pPr>
-      <w:r>
-        <w:rPr>
-          <w:rFonts w:hint="eastAsia"/>
-          <w:b/>
-          <w:bCs/>
-          <w:sz w:val="24"/>
-        </w:rPr>
-        <w:t xml:space="preserve"> 汇编语言程序设计</w:t>
-      </w:r>
-    </w:p>
-    <w:p>
-      <w:pPr>
-        <w:numPr>
-          <w:ilvl w:val="0"/>
-          <w:numId w:val="13"/>
-        </w:numPr>
-        <w:tabs>
-          <w:tab w:val="left" w:pos="1759"/>
-        </w:tabs>
-        <w:rPr>
-          <w:szCs w:val="21"/>
-        </w:rPr>
-      </w:pPr>
-      <w:r>
-        <w:rPr>
-          <w:rFonts w:hint="eastAsia"/>
-          <w:szCs w:val="21"/>
-        </w:rPr>
-        <w:t>基本概念</w:t>
-      </w:r>
-    </w:p>
-    <w:p>
-      <w:pPr>
-        <w:tabs>
-          <w:tab w:val="left" w:pos="1759"/>
-        </w:tabs>
-        <w:rPr>
-          <w:szCs w:val="21"/>
-        </w:rPr>
-      </w:pPr>
-      <w:r>
-        <w:rPr>
-          <w:rFonts w:hint="eastAsia"/>
-          <w:szCs w:val="21"/>
-        </w:rPr>
-        <w:t>1</w:t>
-      </w:r>
-      <w:r>
-        <w:rPr>
-          <w:szCs w:val="21"/>
-        </w:rPr>
-        <w:t>.</w:t>
-      </w:r>
-      <w:r>
-        <w:rPr>
-          <w:rFonts w:hint="eastAsia"/>
-          <w:szCs w:val="21"/>
-        </w:rPr>
-        <w:t>指令与伪指令区别？</w:t>
-      </w:r>
-    </w:p>
-    <w:p>
-      <w:pPr>
-        <w:tabs>
-          <w:tab w:val="left" w:pos="1759"/>
-        </w:tabs>
-        <w:rPr>
-          <w:szCs w:val="21"/>
-        </w:rPr>
-      </w:pPr>
-      <w:r>
-        <w:rPr>
-          <w:rFonts w:hint="eastAsia"/>
-          <w:szCs w:val="21"/>
-        </w:rPr>
-        <w:t>2</w:t>
-      </w:r>
-      <w:r>
-        <w:rPr>
-          <w:szCs w:val="21"/>
-        </w:rPr>
-        <w:t>.</w:t>
-      </w:r>
-      <w:r>
-        <w:rPr>
-          <w:rFonts w:hint="eastAsia"/>
-          <w:szCs w:val="21"/>
-        </w:rPr>
-        <w:t>伪指令：段定义伪指令、数据定义伪指令：</w:t>
-      </w:r>
-      <w:r>
-        <w:rPr>
-          <w:rFonts w:hint="eastAsia"/>
-          <w:szCs w:val="21"/>
-        </w:rPr>
-        <w:t>常数</w:t>
-      </w:r>
-      <w:r>
-        <w:rPr>
-          <w:rFonts w:hint="eastAsia"/>
-          <w:szCs w:val="21"/>
-        </w:rPr>
-        <w:t>(字符串的使用D</w:t>
-      </w:r>
-      <w:r>
-        <w:rPr>
-          <w:szCs w:val="21"/>
-        </w:rPr>
-        <w:t>B</w:t>
-      </w:r>
-      <w:r>
-        <w:rPr>
-          <w:rFonts w:hint="eastAsia"/>
-          <w:szCs w:val="21"/>
-        </w:rPr>
-        <w:t>、D</w:t>
-      </w:r>
-      <w:r>
-        <w:rPr>
-          <w:szCs w:val="21"/>
-        </w:rPr>
-        <w:t>W</w:t>
-      </w:r>
-      <w:r>
-        <w:rPr>
-          <w:rFonts w:hint="eastAsia"/>
-          <w:szCs w:val="21"/>
-        </w:rPr>
-        <w:t>、D</w:t>
-      </w:r>
-      <w:r>
-        <w:rPr>
-          <w:szCs w:val="21"/>
-        </w:rPr>
-        <w:t>D)</w:t>
-      </w:r>
-      <w:r>
-        <w:rPr>
-          <w:rFonts w:hint="eastAsia"/>
-          <w:szCs w:val="21"/>
-        </w:rPr>
-        <w:t>、变量和标号</w:t>
-      </w:r>
-      <w:r>
-        <w:rPr>
-          <w:rFonts w:hint="eastAsia"/>
-          <w:szCs w:val="21"/>
-        </w:rPr>
-        <w:t>,</w:t>
-      </w:r>
-      <w:r>
-        <w:rPr>
-          <w:rFonts w:hint="eastAsia"/>
-          <w:szCs w:val="21"/>
-        </w:rPr>
-        <w:t>当前位置计数器$</w:t>
-      </w:r>
-      <w:r>
-        <w:rPr>
-          <w:rFonts w:hint="eastAsia"/>
-          <w:szCs w:val="21"/>
-        </w:rPr>
-        <w:t>（</w:t>
-      </w:r>
-      <w:r>
-        <w:rPr>
-          <w:rFonts w:hint="eastAsia"/>
-          <w:szCs w:val="21"/>
-        </w:rPr>
-        <w:t>$</w:t>
-      </w:r>
-      <w:r>
-        <w:rPr>
-          <w:szCs w:val="21"/>
-        </w:rPr>
-        <w:t>!</w:t>
-      </w:r>
-      <w:r>
-        <w:rPr>
-          <w:rFonts w:hint="eastAsia"/>
-          <w:szCs w:val="21"/>
-        </w:rPr>
-        <w:t>作变量使用，</w:t>
-      </w:r>
-      <w:r>
-        <w:rPr>
-          <w:szCs w:val="21"/>
-        </w:rPr>
-        <w:t>是16位偏移量</w:t>
-      </w:r>
-      <w:r>
-        <w:rPr>
-          <w:rFonts w:hint="eastAsia"/>
-          <w:szCs w:val="21"/>
-        </w:rPr>
-        <w:t>）</w:t>
-      </w:r>
-      <w:r>
-        <w:rPr>
-          <w:rFonts w:hint="eastAsia"/>
-          <w:szCs w:val="21"/>
-        </w:rPr>
-        <w:t>与定位伪指令ORG</w:t>
-      </w:r>
-      <w:r>
-        <w:rPr>
-          <w:rFonts w:hint="eastAsia"/>
-          <w:szCs w:val="21"/>
-        </w:rPr>
-        <w:t>等伪指令。</w:t>
-      </w:r>
-    </w:p>
-    <w:p>
-      <w:pPr>
-        <w:tabs>
-          <w:tab w:val="left" w:pos="1759"/>
-        </w:tabs>
-        <w:rPr>
-          <w:szCs w:val="21"/>
-        </w:rPr>
-      </w:pPr>
-      <w:r>
-        <w:rPr>
-          <w:rFonts w:hint="eastAsia"/>
-          <w:szCs w:val="21"/>
-        </w:rPr>
-        <w:t>二、汇编语言程序设计</w:t>
-      </w:r>
-    </w:p>
-    <w:p>
-      <w:pPr>
-        <w:rPr>
-          <w:szCs w:val="21"/>
-        </w:rPr>
-      </w:pPr>
-      <w:r>
-        <w:rPr>
-          <w:rFonts w:hint="eastAsia"/>
-          <w:szCs w:val="21"/>
-        </w:rPr>
-        <w:t>1.汇编语言源程序结构</w:t>
-      </w:r>
-    </w:p>
-    <w:p>
-      <w:pPr>
-        <w:rPr>
-          <w:szCs w:val="21"/>
-        </w:rPr>
-      </w:pPr>
-      <w:r>
-        <w:rPr>
-          <w:rFonts w:hint="eastAsia"/>
-          <w:szCs w:val="21"/>
-        </w:rPr>
-        <w:t>2.汇编语言程序设计四种类型：顺序程序设计、分支程序设计、循环程序设计、子程序设计</w:t>
-      </w:r>
-    </w:p>
-    <w:p>
-      <w:pPr>
-        <w:rPr>
-          <w:szCs w:val="21"/>
-        </w:rPr>
-      </w:pPr>
-    </w:p>
-    <w:p>
-      <w:pPr>
-        <w:rPr>
-          <w:szCs w:val="21"/>
-        </w:rPr>
-      </w:pPr>
-    </w:p>
-    <w:p>
-      <w:pPr>
-        <w:rPr>
-          <w:szCs w:val="21"/>
-        </w:rPr>
-      </w:pPr>
-      <w:r>
-        <w:rPr>
-          <w:rFonts w:hint="eastAsia"/>
-          <w:szCs w:val="21"/>
-        </w:rPr>
-        <w:t>1</w:t>
-      </w:r>
-      <w:r>
-        <w:rPr>
-          <w:szCs w:val="21"/>
-        </w:rPr>
-        <w:t>.</w:t>
-      </w:r>
-      <w:r>
-        <w:rPr>
-          <w:rFonts w:hint="eastAsia"/>
-          <w:szCs w:val="21"/>
-        </w:rPr>
-        <w:t>指令：</w:t>
-      </w:r>
-      <w:r>
-        <w:rPr>
-          <w:rFonts w:hint="eastAsia"/>
-          <w:szCs w:val="21"/>
-        </w:rPr>
-        <w:t>指令是在程序运行期间由</w:t>
-      </w:r>
-      <w:r>
-        <w:rPr>
-          <w:szCs w:val="21"/>
-        </w:rPr>
-        <w:t>CPU执行的,汇编后由对应的机器代码所代替。</w:t>
-      </w:r>
-    </w:p>
-    <w:p>
-      <w:pPr>
-        <w:rPr>
-          <w:szCs w:val="21"/>
-        </w:rPr>
-      </w:pPr>
-      <w:r>
-        <w:rPr>
-          <w:rFonts w:hint="eastAsia"/>
-          <w:szCs w:val="21"/>
-        </w:rPr>
-        <w:t>伪指令：</w:t>
-      </w:r>
-      <w:r>
-        <w:rPr>
-          <w:rFonts w:hint="eastAsia"/>
-          <w:szCs w:val="21"/>
-        </w:rPr>
-        <w:t>伪指令在汇编过程中由汇编程序执行，如定义数据、分配存储区、定义段以及定义过程等。</w:t>
-      </w:r>
-    </w:p>
-    <w:p>
-      <w:pPr>
-        <w:rPr>
-          <w:szCs w:val="21"/>
-        </w:rPr>
-      </w:pPr>
-      <w:r>
-        <w:rPr>
-          <w:rFonts w:hint="eastAsia"/>
-          <w:szCs w:val="21"/>
-        </w:rPr>
-        <w:t>区别：</w:t>
-      </w:r>
-      <w:r>
-        <w:rPr>
-          <w:rFonts w:hint="eastAsia"/>
-          <w:szCs w:val="21"/>
-        </w:rPr>
-        <w:t>伪指令在汇编过程中不形成任何代码。</w:t>
-      </w:r>
-    </w:p>
-    <w:p>
-      <w:pPr>
-        <w:rPr>
-          <w:szCs w:val="21"/>
-        </w:rPr>
-      </w:pPr>
-    </w:p>
-    <w:p>
-      <w:pPr>
-        <w:jc w:val="center"/>
-        <w:rPr>
-          <w:b/>
-          <w:bCs/>
-          <w:sz w:val="28"/>
-          <w:szCs w:val="28"/>
-        </w:rPr>
-      </w:pPr>
-      <w:r>
-        <w:rPr>
-          <w:rFonts w:hint="eastAsia"/>
-          <w:b/>
-          <w:bCs/>
-          <w:sz w:val="28"/>
-          <w:szCs w:val="28"/>
-        </w:rPr>
-        <w:t>第6章  输入输出和中断技术</w:t>
-      </w:r>
-    </w:p>
-    <w:p>
-      <w:pPr>
-        <w:tabs>
-          <w:tab w:val="left" w:pos="1759"/>
-        </w:tabs>
-        <w:rPr>
-          <w:szCs w:val="21"/>
-        </w:rPr>
-      </w:pPr>
-      <w:r>
-        <w:rPr>
-          <w:rFonts w:hint="eastAsia"/>
-          <w:szCs w:val="21"/>
-        </w:rPr>
-        <w:t>一、基本概念</w:t>
-      </w:r>
-    </w:p>
-    <w:p>
-      <w:pPr>
-        <w:tabs>
-          <w:tab w:val="left" w:pos="1759"/>
-        </w:tabs>
-        <w:rPr>
-          <w:szCs w:val="21"/>
-        </w:rPr>
-      </w:pPr>
-      <w:r>
-        <w:rPr>
-          <w:rFonts w:hint="eastAsia"/>
-          <w:szCs w:val="21"/>
-        </w:rPr>
-        <w:t>1.输人/输出系统主要由哪几个部分组成？主要有哪些特点？</w:t>
-      </w:r>
-    </w:p>
-    <w:p>
-      <w:pPr>
-        <w:tabs>
-          <w:tab w:val="left" w:pos="1759"/>
-        </w:tabs>
-        <w:rPr>
-          <w:szCs w:val="21"/>
-        </w:rPr>
-      </w:pPr>
-      <w:r>
-        <w:rPr>
-          <w:rFonts w:hint="eastAsia"/>
-          <w:szCs w:val="21"/>
-        </w:rPr>
-        <w:t>2.I/0接口的主要功能有哪些？有哪两种编址方式？在8088/8086系统中采用哪一种编址方式？</w:t>
-      </w:r>
-    </w:p>
-    <w:p>
-      <w:pPr>
-        <w:tabs>
-          <w:tab w:val="left" w:pos="1759"/>
-        </w:tabs>
-        <w:rPr>
-          <w:szCs w:val="21"/>
-        </w:rPr>
-      </w:pPr>
-      <w:r>
-        <w:rPr>
-          <w:rFonts w:hint="eastAsia"/>
-          <w:szCs w:val="21"/>
-        </w:rPr>
-        <w:t>3.试比较 4种基本输人/输出方法的特点。</w:t>
-      </w:r>
-    </w:p>
-    <w:p>
-      <w:pPr>
-        <w:tabs>
-          <w:tab w:val="left" w:pos="1759"/>
-        </w:tabs>
-        <w:rPr>
-          <w:szCs w:val="21"/>
-        </w:rPr>
-      </w:pPr>
-      <w:r>
-        <w:rPr>
-          <w:rFonts w:hint="eastAsia"/>
-          <w:szCs w:val="21"/>
-        </w:rPr>
-        <w:t>4.主机与外部设备进行数据传送时,采用哪一种传送方式CPU的效率最高？</w:t>
-      </w:r>
-    </w:p>
-    <w:p>
-      <w:pPr>
-        <w:tabs>
-          <w:tab w:val="left" w:pos="1759"/>
-        </w:tabs>
-        <w:rPr>
-          <w:szCs w:val="21"/>
-        </w:rPr>
-      </w:pPr>
-      <w:r>
-        <w:rPr>
-          <w:rFonts w:hint="eastAsia"/>
-          <w:szCs w:val="21"/>
-        </w:rPr>
-        <w:t>二、逻辑电路及程序设计</w:t>
-      </w:r>
-    </w:p>
-    <w:p>
-      <w:pPr>
-        <w:tabs>
-          <w:tab w:val="left" w:pos="1759"/>
-        </w:tabs>
-        <w:rPr>
-          <w:szCs w:val="21"/>
-        </w:rPr>
-      </w:pPr>
-      <w:r>
-        <w:rPr>
-          <w:rFonts w:hint="eastAsia"/>
-          <w:szCs w:val="21"/>
-        </w:rPr>
-        <w:t>1.根据状态端口地址查询相关状态位的值，符合条件通过数据端口传送一次数据。</w:t>
-      </w:r>
-    </w:p>
-    <w:p>
-      <w:pPr>
-        <w:tabs>
-          <w:tab w:val="left" w:pos="1759"/>
-        </w:tabs>
-        <w:rPr>
-          <w:szCs w:val="21"/>
-        </w:rPr>
-      </w:pPr>
-      <w:r>
-        <w:rPr>
-          <w:rFonts w:hint="eastAsia"/>
-          <w:szCs w:val="21"/>
-        </w:rPr>
-        <w:t>2.中断向量表中中断向量设置。</w:t>
-      </w:r>
-    </w:p>
-    <w:p/>
-    <w:p>
-      <w:r>
-        <w:rPr>
-          <w:rFonts w:hint="eastAsia"/>
-        </w:rPr>
-        <w:t>1</w:t>
-      </w:r>
-      <w:r>
-        <w:t>.</w:t>
-      </w:r>
-      <w:r>
-        <w:rPr>
-          <w:rFonts w:hint="eastAsia"/>
-        </w:rPr>
-        <w:t xml:space="preserve"> 向量表所在的段地址</w:t>
-      </w:r>
-      <w:r>
-        <w:t>=0；</w:t>
-      </w:r>
-      <w:r>
-        <w:rPr>
-          <w:rFonts w:hint="eastAsia"/>
-        </w:rPr>
-        <w:t>向量地址的偏移地址</w:t>
-      </w:r>
-      <w:r>
-        <w:t>=n×4，n为中断类型码</w:t>
-      </w:r>
-    </w:p>
-    <w:p/>
-    <w:p/>
-    <w:p/>
-    <w:p/>
-    <w:p/>
-    <w:p/>
-    <w:p>
-      <w:r>
-        <w:rPr>
-          <w:rFonts w:hint="eastAsia"/>
-        </w:rPr>
-        <w:t>1</w:t>
-      </w:r>
-      <w:r>
-        <w:t>.</w:t>
-      </w:r>
-      <w:r>
-        <w:rPr>
-          <w:rFonts w:hint="eastAsia"/>
-        </w:rPr>
-        <w:t>包括输入输出设备、输入输出接口、输入输出软件</w:t>
-      </w:r>
-    </w:p>
-    <w:p>
-      <w:r>
-        <w:rPr>
-          <w:rFonts w:hint="eastAsia"/>
-        </w:rPr>
-        <w:t>特点有：复杂性、异步性、实时性、与设备无关性</w:t>
-      </w:r>
-    </w:p>
-    <w:p/>
-    <w:p>
-      <w:r>
-        <w:rPr>
-          <w:rFonts w:hint="eastAsia"/>
-        </w:rPr>
-        <w:t>2</w:t>
-      </w:r>
-      <w:r>
-        <w:t>.</w:t>
-      </w:r>
-      <w:r>
-        <w:rPr>
-          <w:rFonts w:hint="eastAsia"/>
-        </w:rPr>
-        <w:t>主要功能：寻址、数据缓冲、预处理、控制功能</w:t>
-      </w:r>
-    </w:p>
-    <w:p>
-      <w:r>
-        <w:rPr>
-          <w:rFonts w:hint="eastAsia"/>
-        </w:rPr>
-        <w:t>统一编址、单独编址</w:t>
-      </w:r>
-    </w:p>
-    <w:p>
-      <w:r>
-        <w:rPr>
-          <w:rFonts w:hint="eastAsia"/>
-        </w:rPr>
-        <w:t>8</w:t>
-      </w:r>
-      <w:r>
-        <w:t>086</w:t>
-      </w:r>
-      <w:r>
-        <w:rPr>
-          <w:rFonts w:hint="eastAsia"/>
-        </w:rPr>
-        <w:t>系统中采用单独编址</w:t>
-      </w:r>
-    </w:p>
-    <w:p/>
-    <w:p>
-      <w:r>
-        <w:rPr>
-          <w:rFonts w:hint="eastAsia"/>
-        </w:rPr>
-        <w:t>3</w:t>
-      </w:r>
-      <w:r>
-        <w:t>.4</w:t>
-      </w:r>
-      <w:r>
-        <w:rPr>
-          <w:rFonts w:hint="eastAsia"/>
-        </w:rPr>
-        <w:t>种基本输入输出方法：无条件传送方式、查询方式、中断方式、直接存储器存取方式</w:t>
-      </w:r>
-    </w:p>
-    <w:p/>
-    <w:p>
-      <w:r>
-        <w:rPr>
-          <w:rFonts w:hint="eastAsia"/>
-        </w:rPr>
-        <w:t>无条件传送方式：</w:t>
-      </w:r>
-    </w:p>
-    <w:p>
-      <w:r>
-        <w:tab/>
-      </w:r>
-      <w:r>
-        <w:rPr>
-          <w:rFonts w:hint="eastAsia"/>
-        </w:rPr>
-        <w:t>无条件传送方式适合于简单的、慢速的、随时处于“准备好”接收或发送数据的外部设备</w:t>
-      </w:r>
-      <w:r>
-        <w:rPr>
-          <w:rFonts w:hint="eastAsia"/>
-        </w:rPr>
-        <w:t>。</w:t>
-      </w:r>
-      <w:r>
-        <w:rPr>
-          <w:rFonts w:hint="eastAsia"/>
-        </w:rPr>
-        <w:t>数据交换与指令的执行同步，控制方式简单。</w:t>
-      </w:r>
-    </w:p>
-    <w:p/>
-    <w:p>
-      <w:r>
-        <w:rPr>
-          <w:rFonts w:hint="eastAsia"/>
-        </w:rPr>
-        <w:t>查询方式：</w:t>
-      </w:r>
-    </w:p>
-    <w:p>
-      <w:r>
-        <w:tab/>
-      </w:r>
-      <w:r>
-        <w:rPr>
-          <w:rFonts w:hint="eastAsia"/>
-        </w:rPr>
-        <w:t>查询方式针对并不随时“准备好”、且满足一定状态才能实现数据的输入</w:t>
-      </w:r>
-      <w:r>
-        <w:t>/输出的简单外部设备，其控制方式也比较简单，但CPU的效率比较低。</w:t>
-      </w:r>
-    </w:p>
-    <w:p/>
-    <w:p>
-      <w:r>
-        <w:rPr>
-          <w:rFonts w:hint="eastAsia"/>
-        </w:rPr>
-        <w:t>中断方式：</w:t>
-      </w:r>
-    </w:p>
-    <w:p>
-      <w:r>
-        <w:tab/>
-      </w:r>
-      <w:r>
-        <w:rPr>
-          <w:rFonts w:hint="eastAsia"/>
-        </w:rPr>
-        <w:t>中</w:t>
-      </w:r>
-      <w:r>
-        <w:rPr>
-          <w:rFonts w:hint="eastAsia"/>
-        </w:rPr>
-        <w:t>断方式是由外部设备作为主动的一方，在需要时向</w:t>
-      </w:r>
-      <w:r>
-        <w:t>CPU提出工作请求，CPU在满足响应条件时响应该请求并执行相应的中断处理程序。这种工作方式使CPU的效率提高，但控制方式相对较复杂。</w:t>
-      </w:r>
-    </w:p>
-    <w:p/>
-    <w:p>
-      <w:r>
-        <w:rPr>
-          <w:rFonts w:hint="eastAsia"/>
-        </w:rPr>
-        <w:t>直接存储器存取（DMA）方式：</w:t>
-      </w:r>
-    </w:p>
-    <w:p>
-      <w:r>
-        <w:tab/>
-      </w:r>
-      <w:r>
-        <w:t>DMA方式适合于高速外设，是4种基本输入/输出方式中速度最高的一种。</w:t>
-      </w:r>
-    </w:p>
-    <w:p/>
-    <w:p>
-      <w:r>
-        <w:rPr>
-          <w:rFonts w:hint="eastAsia"/>
-        </w:rPr>
-        <w:t>4</w:t>
-      </w:r>
-      <w:r>
-        <w:t xml:space="preserve">. </w:t>
-      </w:r>
-      <w:r>
-        <w:rPr>
-          <w:rFonts w:hint="eastAsia"/>
-        </w:rPr>
-        <w:t>DMA方式</w:t>
-      </w:r>
-    </w:p>
-    <w:p/>
-    <w:p/>
-    <w:p/>
-    <w:p/>
-    <w:p/>
-    <w:p/>
-    <w:p/>
-    <w:p/>
-    <w:p/>
-    <w:p/>
-    <w:p/>
-    <w:p/>
-    <w:p>
-      <w:pPr>
-        <w:jc w:val="center"/>
-        <w:rPr>
-          <w:b/>
-          <w:sz w:val="28"/>
-          <w:szCs w:val="28"/>
-        </w:rPr>
-      </w:pPr>
-      <w:r>
-        <w:rPr>
-          <w:rFonts w:hint="eastAsia"/>
-          <w:b/>
-          <w:sz w:val="28"/>
-          <w:szCs w:val="28"/>
-        </w:rPr>
-        <w:t>期末题型</w:t>
-      </w:r>
-    </w:p>
-    <w:p>
-      <w:r>
-        <w:t>一、简述题（30分）6题*5分=30</w:t>
-      </w:r>
-      <w:r>
-        <w:br/>
-        <w:t>二、分析题（24分）</w:t>
-      </w:r>
-      <w:r>
-        <w:br/>
-        <w:t>三、设计题（28分）</w:t>
-      </w:r>
-      <w:r>
-        <w:br/>
-        <w:t> 四、编程题（18分）</w:t>
-      </w:r>
+    <w:p>
+      <w:pPr>
+        <w:rPr>
+          <w:rFonts w:hint="eastAsia"/>
+        </w:rPr>
+      </w:pPr>
+    </w:p>
+    <w:p>
+      <w:pPr>
+        <w:rPr>
+          <w:rFonts w:hint="eastAsia"/>
+        </w:rPr>
+      </w:pPr>
+    </w:p>
+    <w:p>
+      <w:pPr>
+        <w:rPr>
+          <w:rFonts w:hint="eastAsia"/>
+        </w:rPr>
+      </w:pPr>
     </w:p>
     <w:sectPr>
       <w:pgSz w:w="11906" w:h="16838"/>
